--- a/docs/shandong-botong/Botong_Supplier_Dossier_EN.docx
+++ b/docs/shandong-botong/Botong_Supplier_Dossier_EN.docx
@@ -557,7 +557,7 @@
                 <w:sz w:val="19"/>
                 <w:szCs w:val="19"/>
               </w:rPr>
-              <w:t xml:space="preserve">Botong incorporated</w:t>
+              <w:t xml:space="preserve">Unified Social Credit Code</w:t>
             </w:r>
           </w:p>
         </w:tc>
@@ -583,7 +583,7 @@
                 <w:sz w:val="19"/>
                 <w:szCs w:val="19"/>
               </w:rPr>
-              <w:t xml:space="preserve">December 2015</w:t>
+              <w:t xml:space="preserve">91370832MA3C4K5D8Q</w:t>
             </w:r>
           </w:p>
         </w:tc>
@@ -609,7 +609,7 @@
                 <w:sz w:val="19"/>
                 <w:szCs w:val="19"/>
               </w:rPr>
-              <w:t xml:space="preserve">Alibaba</w:t>
+              <w:t xml:space="preserve">Business license</w:t>
             </w:r>
           </w:p>
         </w:tc>
@@ -637,7 +637,7 @@
                 <w:sz w:val="19"/>
                 <w:szCs w:val="19"/>
               </w:rPr>
-              <w:t xml:space="preserve">Employees</w:t>
+              <w:t xml:space="preserve">Legal representative</w:t>
             </w:r>
           </w:p>
         </w:tc>
@@ -663,7 +663,7 @@
                 <w:sz w:val="19"/>
                 <w:szCs w:val="19"/>
               </w:rPr>
-              <w:t xml:space="preserve">174 (8 R&amp;D engineers)</w:t>
+              <w:t xml:space="preserve">艾广远 (Ai Guangyuan)</w:t>
             </w:r>
           </w:p>
         </w:tc>
@@ -689,7 +689,7 @@
                 <w:sz w:val="19"/>
                 <w:szCs w:val="19"/>
               </w:rPr>
-              <w:t xml:space="preserve">Alibaba</w:t>
+              <w:t xml:space="preserve">Business license</w:t>
             </w:r>
           </w:p>
         </w:tc>
@@ -717,7 +717,7 @@
                 <w:sz w:val="19"/>
                 <w:szCs w:val="19"/>
               </w:rPr>
-              <w:t xml:space="preserve">Site / plant</w:t>
+              <w:t xml:space="preserve">Registered capital (Botong entity)</w:t>
             </w:r>
           </w:p>
         </w:tc>
@@ -743,7 +743,7 @@
                 <w:sz w:val="19"/>
                 <w:szCs w:val="19"/>
               </w:rPr>
-              <w:t xml:space="preserve">Site approx. 80,000 ㎡ / workshop 22,000 ㎡</w:t>
+              <w:t xml:space="preserve">CNY 21,000,000 (the 50/70 million figures on the website refer to the parent group)</w:t>
             </w:r>
           </w:p>
         </w:tc>
@@ -769,7 +769,7 @@
                 <w:sz w:val="19"/>
                 <w:szCs w:val="19"/>
               </w:rPr>
-              <w:t xml:space="preserve">Website</w:t>
+              <w:t xml:space="preserve">Business license</w:t>
             </w:r>
           </w:p>
         </w:tc>
@@ -797,7 +797,7 @@
                 <w:sz w:val="19"/>
                 <w:szCs w:val="19"/>
               </w:rPr>
-              <w:t xml:space="preserve">Equipment</w:t>
+              <w:t xml:space="preserve">Business scope</w:t>
             </w:r>
           </w:p>
         </w:tc>
@@ -823,7 +823,7 @@
                 <w:sz w:val="19"/>
                 <w:szCs w:val="19"/>
               </w:rPr>
-              <w:t xml:space="preserve">Two aluminum alloy profile lines — 1,450-ton and 2,300-ton presses; 300 dedicated dies</w:t>
+              <w:t xml:space="preserve">Processing and sale of aluminum profiles and products, plus steel items — no mention of cold drawing or seamless tube</w:t>
             </w:r>
           </w:p>
         </w:tc>
@@ -849,7 +849,7 @@
                 <w:sz w:val="19"/>
                 <w:szCs w:val="19"/>
               </w:rPr>
-              <w:t xml:space="preserve">Website</w:t>
+              <w:t xml:space="preserve">Business license</w:t>
             </w:r>
           </w:p>
         </w:tc>
@@ -877,7 +877,7 @@
                 <w:sz w:val="19"/>
                 <w:szCs w:val="19"/>
               </w:rPr>
-              <w:t xml:space="preserve">Address</w:t>
+              <w:t xml:space="preserve">Botong incorporated</w:t>
             </w:r>
           </w:p>
         </w:tc>
@@ -903,7 +903,7 @@
                 <w:sz w:val="19"/>
                 <w:szCs w:val="19"/>
               </w:rPr>
-              <w:t xml:space="preserve">Dongfeng Road, Middle Section, Liangshan Industrial Park, Liangshan Street, Jining City, Shandong Province</w:t>
+              <w:t xml:space="preserve">22 December 2015</w:t>
             </w:r>
           </w:p>
         </w:tc>
@@ -929,7 +929,7 @@
                 <w:sz w:val="19"/>
                 <w:szCs w:val="19"/>
               </w:rPr>
-              <w:t xml:space="preserve">Business card</w:t>
+              <w:t xml:space="preserve">Business license</w:t>
             </w:r>
           </w:p>
         </w:tc>
@@ -957,7 +957,7 @@
                 <w:sz w:val="19"/>
                 <w:szCs w:val="19"/>
               </w:rPr>
-              <w:t xml:space="preserve">Contact person</w:t>
+              <w:t xml:space="preserve">Employees</w:t>
             </w:r>
           </w:p>
         </w:tc>
@@ -983,7 +983,7 @@
                 <w:sz w:val="19"/>
                 <w:szCs w:val="19"/>
               </w:rPr>
-              <w:t xml:space="preserve">Mr. Lawrence (Fang Guangyuan) — Sales Manager</w:t>
+              <w:t xml:space="preserve">174 (8 R&amp;D engineers)</w:t>
             </w:r>
           </w:p>
         </w:tc>
@@ -1009,7 +1009,7 @@
                 <w:sz w:val="19"/>
                 <w:szCs w:val="19"/>
               </w:rPr>
-              <w:t xml:space="preserve">Business card</w:t>
+              <w:t xml:space="preserve">Alibaba</w:t>
             </w:r>
           </w:p>
         </w:tc>
@@ -1037,7 +1037,7 @@
                 <w:sz w:val="19"/>
                 <w:szCs w:val="19"/>
               </w:rPr>
-              <w:t xml:space="preserve">Contact details</w:t>
+              <w:t xml:space="preserve">Site / plant</w:t>
             </w:r>
           </w:p>
         </w:tc>
@@ -1063,7 +1063,7 @@
                 <w:sz w:val="19"/>
                 <w:szCs w:val="19"/>
               </w:rPr>
-              <w:t xml:space="preserve">lawrencefang6@163.com / WhatsApp·WeChat +86 17661971710</w:t>
+              <w:t xml:space="preserve">Site approx. 80,000 ㎡ / workshop 22,000 ㎡</w:t>
             </w:r>
           </w:p>
         </w:tc>
@@ -1089,7 +1089,7 @@
                 <w:sz w:val="19"/>
                 <w:szCs w:val="19"/>
               </w:rPr>
-              <w:t xml:space="preserve">Business card</w:t>
+              <w:t xml:space="preserve">Website</w:t>
             </w:r>
           </w:p>
         </w:tc>
@@ -1117,7 +1117,7 @@
                 <w:sz w:val="19"/>
                 <w:szCs w:val="19"/>
               </w:rPr>
-              <w:t xml:space="preserve">Websites</w:t>
+              <w:t xml:space="preserve">Equipment</w:t>
             </w:r>
           </w:p>
         </w:tc>
@@ -1143,7 +1143,7 @@
                 <w:sz w:val="19"/>
                 <w:szCs w:val="19"/>
               </w:rPr>
-              <w:t xml:space="preserve">www.yuantongjituan.cn / sdbtly.en.alibaba.com</w:t>
+              <w:t xml:space="preserve">Two aluminum alloy profile lines — 1,450-ton and 2,300-ton presses; 300 dedicated dies</w:t>
             </w:r>
           </w:p>
         </w:tc>
@@ -1169,7 +1169,7 @@
                 <w:sz w:val="19"/>
                 <w:szCs w:val="19"/>
               </w:rPr>
-              <w:t xml:space="preserve">Business card</w:t>
+              <w:t xml:space="preserve">Website</w:t>
             </w:r>
           </w:p>
         </w:tc>
@@ -1197,7 +1197,7 @@
                 <w:sz w:val="19"/>
                 <w:szCs w:val="19"/>
               </w:rPr>
-              <w:t xml:space="preserve">Claimed certifications</w:t>
+              <w:t xml:space="preserve">Address</w:t>
             </w:r>
           </w:p>
         </w:tc>
@@ -1223,7 +1223,7 @@
                 <w:sz w:val="19"/>
                 <w:szCs w:val="19"/>
               </w:rPr>
-              <w:t xml:space="preserve">ISO 9001:2015, CE, Alibaba Gold Plus SGS, export product quality license</w:t>
+              <w:t xml:space="preserve">Dongfeng Road, Middle Section, Liangshan Industrial Park, Liangshan Street, Jining City, Shandong Province</w:t>
             </w:r>
           </w:p>
         </w:tc>
@@ -1249,7 +1249,327 @@
                 <w:sz w:val="19"/>
                 <w:szCs w:val="19"/>
               </w:rPr>
-              <w:t xml:space="preserve">Quotation·Alibaba·Website</w:t>
+              <w:t xml:space="preserve">Business card</w:t>
+            </w:r>
+          </w:p>
+        </w:tc>
+      </w:tr>
+      <w:tr>
+        <w:tc>
+          <w:tcPr>
+            <w:tcW w:type="dxa" w:w="2100"/>
+            <w:tcMar>
+              <w:top w:type="dxa" w:w="60"/>
+              <w:left w:type="dxa" w:w="100"/>
+              <w:bottom w:type="dxa" w:w="60"/>
+              <w:right w:type="dxa" w:w="100"/>
+            </w:tcMar>
+            <w:vAlign w:val="center"/>
+          </w:tcPr>
+          <w:p>
+            <w:pPr>
+              <w:spacing w:after="0"/>
+            </w:pPr>
+            <w:r>
+              <w:rPr>
+                <w:b w:val="false"/>
+                <w:bCs w:val="false"/>
+                <w:sz w:val="19"/>
+                <w:szCs w:val="19"/>
+              </w:rPr>
+              <w:t xml:space="preserve">Contact person</w:t>
+            </w:r>
+          </w:p>
+        </w:tc>
+        <w:tc>
+          <w:tcPr>
+            <w:tcW w:type="dxa" w:w="5500"/>
+            <w:tcMar>
+              <w:top w:type="dxa" w:w="60"/>
+              <w:left w:type="dxa" w:w="100"/>
+              <w:bottom w:type="dxa" w:w="60"/>
+              <w:right w:type="dxa" w:w="100"/>
+            </w:tcMar>
+            <w:vAlign w:val="center"/>
+          </w:tcPr>
+          <w:p>
+            <w:pPr>
+              <w:spacing w:after="0"/>
+            </w:pPr>
+            <w:r>
+              <w:rPr>
+                <w:b w:val="false"/>
+                <w:bCs w:val="false"/>
+                <w:sz w:val="19"/>
+                <w:szCs w:val="19"/>
+              </w:rPr>
+              <w:t xml:space="preserve">Mr. Lawrence (Fang Guangyuan) — Sales Manager</w:t>
+            </w:r>
+          </w:p>
+        </w:tc>
+        <w:tc>
+          <w:tcPr>
+            <w:tcW w:type="dxa" w:w="1706"/>
+            <w:tcMar>
+              <w:top w:type="dxa" w:w="60"/>
+              <w:left w:type="dxa" w:w="100"/>
+              <w:bottom w:type="dxa" w:w="60"/>
+              <w:right w:type="dxa" w:w="100"/>
+            </w:tcMar>
+            <w:vAlign w:val="center"/>
+          </w:tcPr>
+          <w:p>
+            <w:pPr>
+              <w:spacing w:after="0"/>
+            </w:pPr>
+            <w:r>
+              <w:rPr>
+                <w:b w:val="false"/>
+                <w:bCs w:val="false"/>
+                <w:sz w:val="19"/>
+                <w:szCs w:val="19"/>
+              </w:rPr>
+              <w:t xml:space="preserve">Business card</w:t>
+            </w:r>
+          </w:p>
+        </w:tc>
+      </w:tr>
+      <w:tr>
+        <w:tc>
+          <w:tcPr>
+            <w:tcW w:type="dxa" w:w="2100"/>
+            <w:tcMar>
+              <w:top w:type="dxa" w:w="60"/>
+              <w:left w:type="dxa" w:w="100"/>
+              <w:bottom w:type="dxa" w:w="60"/>
+              <w:right w:type="dxa" w:w="100"/>
+            </w:tcMar>
+            <w:vAlign w:val="center"/>
+          </w:tcPr>
+          <w:p>
+            <w:pPr>
+              <w:spacing w:after="0"/>
+            </w:pPr>
+            <w:r>
+              <w:rPr>
+                <w:b w:val="false"/>
+                <w:bCs w:val="false"/>
+                <w:sz w:val="19"/>
+                <w:szCs w:val="19"/>
+              </w:rPr>
+              <w:t xml:space="preserve">Contact details</w:t>
+            </w:r>
+          </w:p>
+        </w:tc>
+        <w:tc>
+          <w:tcPr>
+            <w:tcW w:type="dxa" w:w="5500"/>
+            <w:tcMar>
+              <w:top w:type="dxa" w:w="60"/>
+              <w:left w:type="dxa" w:w="100"/>
+              <w:bottom w:type="dxa" w:w="60"/>
+              <w:right w:type="dxa" w:w="100"/>
+            </w:tcMar>
+            <w:vAlign w:val="center"/>
+          </w:tcPr>
+          <w:p>
+            <w:pPr>
+              <w:spacing w:after="0"/>
+            </w:pPr>
+            <w:r>
+              <w:rPr>
+                <w:b w:val="false"/>
+                <w:bCs w:val="false"/>
+                <w:sz w:val="19"/>
+                <w:szCs w:val="19"/>
+              </w:rPr>
+              <w:t xml:space="preserve">lawrencefang6@163.com / WhatsApp·WeChat +86 17661971710</w:t>
+            </w:r>
+          </w:p>
+        </w:tc>
+        <w:tc>
+          <w:tcPr>
+            <w:tcW w:type="dxa" w:w="1706"/>
+            <w:tcMar>
+              <w:top w:type="dxa" w:w="60"/>
+              <w:left w:type="dxa" w:w="100"/>
+              <w:bottom w:type="dxa" w:w="60"/>
+              <w:right w:type="dxa" w:w="100"/>
+            </w:tcMar>
+            <w:vAlign w:val="center"/>
+          </w:tcPr>
+          <w:p>
+            <w:pPr>
+              <w:spacing w:after="0"/>
+            </w:pPr>
+            <w:r>
+              <w:rPr>
+                <w:b w:val="false"/>
+                <w:bCs w:val="false"/>
+                <w:sz w:val="19"/>
+                <w:szCs w:val="19"/>
+              </w:rPr>
+              <w:t xml:space="preserve">Business card</w:t>
+            </w:r>
+          </w:p>
+        </w:tc>
+      </w:tr>
+      <w:tr>
+        <w:tc>
+          <w:tcPr>
+            <w:tcW w:type="dxa" w:w="2100"/>
+            <w:tcMar>
+              <w:top w:type="dxa" w:w="60"/>
+              <w:left w:type="dxa" w:w="100"/>
+              <w:bottom w:type="dxa" w:w="60"/>
+              <w:right w:type="dxa" w:w="100"/>
+            </w:tcMar>
+            <w:vAlign w:val="center"/>
+          </w:tcPr>
+          <w:p>
+            <w:pPr>
+              <w:spacing w:after="0"/>
+            </w:pPr>
+            <w:r>
+              <w:rPr>
+                <w:b w:val="false"/>
+                <w:bCs w:val="false"/>
+                <w:sz w:val="19"/>
+                <w:szCs w:val="19"/>
+              </w:rPr>
+              <w:t xml:space="preserve">Websites</w:t>
+            </w:r>
+          </w:p>
+        </w:tc>
+        <w:tc>
+          <w:tcPr>
+            <w:tcW w:type="dxa" w:w="5500"/>
+            <w:tcMar>
+              <w:top w:type="dxa" w:w="60"/>
+              <w:left w:type="dxa" w:w="100"/>
+              <w:bottom w:type="dxa" w:w="60"/>
+              <w:right w:type="dxa" w:w="100"/>
+            </w:tcMar>
+            <w:vAlign w:val="center"/>
+          </w:tcPr>
+          <w:p>
+            <w:pPr>
+              <w:spacing w:after="0"/>
+            </w:pPr>
+            <w:r>
+              <w:rPr>
+                <w:b w:val="false"/>
+                <w:bCs w:val="false"/>
+                <w:sz w:val="19"/>
+                <w:szCs w:val="19"/>
+              </w:rPr>
+              <w:t xml:space="preserve">www.yuantongjituan.cn / sdbtly.en.alibaba.com</w:t>
+            </w:r>
+          </w:p>
+        </w:tc>
+        <w:tc>
+          <w:tcPr>
+            <w:tcW w:type="dxa" w:w="1706"/>
+            <w:tcMar>
+              <w:top w:type="dxa" w:w="60"/>
+              <w:left w:type="dxa" w:w="100"/>
+              <w:bottom w:type="dxa" w:w="60"/>
+              <w:right w:type="dxa" w:w="100"/>
+            </w:tcMar>
+            <w:vAlign w:val="center"/>
+          </w:tcPr>
+          <w:p>
+            <w:pPr>
+              <w:spacing w:after="0"/>
+            </w:pPr>
+            <w:r>
+              <w:rPr>
+                <w:b w:val="false"/>
+                <w:bCs w:val="false"/>
+                <w:sz w:val="19"/>
+                <w:szCs w:val="19"/>
+              </w:rPr>
+              <w:t xml:space="preserve">Business card</w:t>
+            </w:r>
+          </w:p>
+        </w:tc>
+      </w:tr>
+      <w:tr>
+        <w:tc>
+          <w:tcPr>
+            <w:tcW w:type="dxa" w:w="2100"/>
+            <w:tcMar>
+              <w:top w:type="dxa" w:w="60"/>
+              <w:left w:type="dxa" w:w="100"/>
+              <w:bottom w:type="dxa" w:w="60"/>
+              <w:right w:type="dxa" w:w="100"/>
+            </w:tcMar>
+            <w:vAlign w:val="center"/>
+          </w:tcPr>
+          <w:p>
+            <w:pPr>
+              <w:spacing w:after="0"/>
+            </w:pPr>
+            <w:r>
+              <w:rPr>
+                <w:b w:val="false"/>
+                <w:bCs w:val="false"/>
+                <w:sz w:val="19"/>
+                <w:szCs w:val="19"/>
+              </w:rPr>
+              <w:t xml:space="preserve">Certifications held</w:t>
+            </w:r>
+          </w:p>
+        </w:tc>
+        <w:tc>
+          <w:tcPr>
+            <w:tcW w:type="dxa" w:w="5500"/>
+            <w:tcMar>
+              <w:top w:type="dxa" w:w="60"/>
+              <w:left w:type="dxa" w:w="100"/>
+              <w:bottom w:type="dxa" w:w="60"/>
+              <w:right w:type="dxa" w:w="100"/>
+            </w:tcMar>
+            <w:vAlign w:val="center"/>
+          </w:tcPr>
+          <w:p>
+            <w:pPr>
+              <w:spacing w:after="0"/>
+            </w:pPr>
+            <w:r>
+              <w:rPr>
+                <w:b w:val="false"/>
+                <w:bCs w:val="false"/>
+                <w:sz w:val="19"/>
+                <w:szCs w:val="19"/>
+              </w:rPr>
+              <w:t xml:space="preserve">ISO 9001:2015 (EXPIRED 2025-09-26), SGS Gold Plus (EXPIRED 2025-10-14), RoHS certificate labelled CE — see section 5</w:t>
+            </w:r>
+          </w:p>
+        </w:tc>
+        <w:tc>
+          <w:tcPr>
+            <w:tcW w:type="dxa" w:w="1706"/>
+            <w:tcMar>
+              <w:top w:type="dxa" w:w="60"/>
+              <w:left w:type="dxa" w:w="100"/>
+              <w:bottom w:type="dxa" w:w="60"/>
+              <w:right w:type="dxa" w:w="100"/>
+            </w:tcMar>
+            <w:vAlign w:val="center"/>
+          </w:tcPr>
+          <w:p>
+            <w:pPr>
+              <w:spacing w:after="0"/>
+            </w:pPr>
+            <w:r>
+              <w:rPr>
+                <w:b w:val="false"/>
+                <w:bCs w:val="false"/>
+                <w:sz w:val="19"/>
+                <w:szCs w:val="19"/>
+              </w:rPr>
+              <w:t xml:space="preserve">Certificates received</w:t>
             </w:r>
           </w:p>
         </w:tc>
@@ -1694,6 +2014,60 @@
                 <w:szCs w:val="19"/>
               </w:rPr>
               <w:t xml:space="preserve">Purchase requirements document (KR/EN) prepared for supplier meeting</w:t>
+            </w:r>
+          </w:p>
+        </w:tc>
+      </w:tr>
+      <w:tr>
+        <w:tc>
+          <w:tcPr>
+            <w:tcW w:type="dxa" w:w="1700"/>
+            <w:tcMar>
+              <w:top w:type="dxa" w:w="60"/>
+              <w:left w:type="dxa" w:w="100"/>
+              <w:bottom w:type="dxa" w:w="60"/>
+              <w:right w:type="dxa" w:w="100"/>
+            </w:tcMar>
+            <w:vAlign w:val="center"/>
+          </w:tcPr>
+          <w:p>
+            <w:pPr>
+              <w:spacing w:after="0"/>
+            </w:pPr>
+            <w:r>
+              <w:rPr>
+                <w:b w:val="false"/>
+                <w:bCs w:val="false"/>
+                <w:sz w:val="19"/>
+                <w:szCs w:val="19"/>
+              </w:rPr>
+              <w:t xml:space="preserve">2026-08-09</w:t>
+            </w:r>
+          </w:p>
+        </w:tc>
+        <w:tc>
+          <w:tcPr>
+            <w:tcW w:type="dxa" w:w="7606"/>
+            <w:tcMar>
+              <w:top w:type="dxa" w:w="60"/>
+              <w:left w:type="dxa" w:w="100"/>
+              <w:bottom w:type="dxa" w:w="60"/>
+              <w:right w:type="dxa" w:w="100"/>
+            </w:tcMar>
+            <w:vAlign w:val="center"/>
+          </w:tcPr>
+          <w:p>
+            <w:pPr>
+              <w:spacing w:after="0"/>
+            </w:pPr>
+            <w:r>
+              <w:rPr>
+                <w:b w:val="false"/>
+                <w:bCs w:val="false"/>
+                <w:sz w:val="19"/>
+                <w:szCs w:val="19"/>
+              </w:rPr>
+              <w:t xml:space="preserve">Documents received from Mr. Lawrence — business license, ISO 9001, SGS Gold Plus, CE (RoHS) certificate, two quotations, postdoctoral base plaque photo (validity check in section 5)</w:t>
             </w:r>
           </w:p>
         </w:tc>
@@ -5415,9 +5789,926 @@
           <w:sz w:val="26"/>
           <w:szCs w:val="26"/>
         </w:rPr>
-        <w:t xml:space="preserve">5. Document Checklist — Requests to Botong (for JS Tech / JSM Tech submission)</w:t>
-      </w:r>
-    </w:p>
+        <w:t xml:space="preserve">5. Validity Check of Documents Received (as of 2026-08-09)</w:t>
+      </w:r>
+    </w:p>
+    <w:p>
+      <w:pPr>
+        <w:pBdr>
+          <w:top w:val="single" w:color="B03030" w:sz="4"/>
+          <w:left w:val="single" w:color="B03030" w:sz="24"/>
+        </w:pBdr>
+        <w:shd w:fill="FDECEA" w:val="clear"/>
+        <w:spacing w:after="50" w:before="120"/>
+        <w:ind w:left="200" w:right="200"/>
+      </w:pPr>
+      <w:r>
+        <w:rPr>
+          <w:b/>
+          <w:bCs/>
+          <w:color w:val="3A2020"/>
+          <w:sz w:val="20"/>
+          <w:szCs w:val="20"/>
+        </w:rPr>
+        <w:t xml:space="preserve">Two certificates have already EXPIRED — the set cannot be submitted to JS Tech / JSM Tech in its current state.</w:t>
+      </w:r>
+    </w:p>
+    <w:p>
+      <w:pPr>
+        <w:pBdr>
+          <w:bottom w:val="single" w:color="B03030" w:sz="4"/>
+          <w:left w:val="single" w:color="B03030" w:sz="24"/>
+        </w:pBdr>
+        <w:shd w:fill="FDECEA" w:val="clear"/>
+        <w:spacing w:after="160" w:before="0"/>
+        <w:ind w:left="200" w:right="200"/>
+      </w:pPr>
+      <w:r>
+        <w:rPr>
+          <w:b w:val="false"/>
+          <w:bCs w:val="false"/>
+          <w:color w:val="3A2020"/>
+          <w:sz w:val="20"/>
+          <w:szCs w:val="20"/>
+        </w:rPr>
+        <w:t xml:space="preserve">ISO 9001:2015 expired 2025-09-26 (317 days ago); SGS Gold Plus expired 2025-10-14 (299 days ago). Renewed copies must be requested.</w:t>
+      </w:r>
+    </w:p>
+    <w:tbl>
+      <w:tblPr>
+        <w:tblW w:type="dxa" w:w="9306"/>
+        <w:tblBorders>
+          <w:top w:val="single" w:color="auto" w:sz="4"/>
+          <w:left w:val="single" w:color="auto" w:sz="4"/>
+          <w:bottom w:val="single" w:color="auto" w:sz="4"/>
+          <w:right w:val="single" w:color="auto" w:sz="4"/>
+          <w:insideH w:val="single" w:color="auto" w:sz="4"/>
+          <w:insideV w:val="single" w:color="auto" w:sz="4"/>
+        </w:tblBorders>
+      </w:tblPr>
+      <w:tblGrid>
+        <w:gridCol w:w="2600"/>
+        <w:gridCol w:w="2000"/>
+        <w:gridCol w:w="1600"/>
+        <w:gridCol w:w="3106"/>
+      </w:tblGrid>
+      <w:tr>
+        <w:tc>
+          <w:tcPr>
+            <w:tcW w:type="dxa" w:w="2600"/>
+            <w:shd w:fill="E4EEF1" w:val="clear"/>
+            <w:tcMar>
+              <w:top w:type="dxa" w:w="60"/>
+              <w:left w:type="dxa" w:w="100"/>
+              <w:bottom w:type="dxa" w:w="60"/>
+              <w:right w:type="dxa" w:w="100"/>
+            </w:tcMar>
+            <w:vAlign w:val="center"/>
+          </w:tcPr>
+          <w:p>
+            <w:pPr>
+              <w:spacing w:after="0"/>
+            </w:pPr>
+            <w:r>
+              <w:rPr>
+                <w:b/>
+                <w:bCs/>
+                <w:color w:val="2E5878"/>
+                <w:sz w:val="19"/>
+                <w:szCs w:val="19"/>
+              </w:rPr>
+              <w:t xml:space="preserve">Document</w:t>
+            </w:r>
+          </w:p>
+        </w:tc>
+        <w:tc>
+          <w:tcPr>
+            <w:tcW w:type="dxa" w:w="2000"/>
+            <w:shd w:fill="E4EEF1" w:val="clear"/>
+            <w:tcMar>
+              <w:top w:type="dxa" w:w="60"/>
+              <w:left w:type="dxa" w:w="100"/>
+              <w:bottom w:type="dxa" w:w="60"/>
+              <w:right w:type="dxa" w:w="100"/>
+            </w:tcMar>
+            <w:vAlign w:val="center"/>
+          </w:tcPr>
+          <w:p>
+            <w:pPr>
+              <w:spacing w:after="0"/>
+            </w:pPr>
+            <w:r>
+              <w:rPr>
+                <w:b/>
+                <w:bCs/>
+                <w:color w:val="2E5878"/>
+                <w:sz w:val="19"/>
+                <w:szCs w:val="19"/>
+              </w:rPr>
+              <w:t xml:space="preserve">Number</w:t>
+            </w:r>
+          </w:p>
+        </w:tc>
+        <w:tc>
+          <w:tcPr>
+            <w:tcW w:type="dxa" w:w="1600"/>
+            <w:shd w:fill="E4EEF1" w:val="clear"/>
+            <w:tcMar>
+              <w:top w:type="dxa" w:w="60"/>
+              <w:left w:type="dxa" w:w="100"/>
+              <w:bottom w:type="dxa" w:w="60"/>
+              <w:right w:type="dxa" w:w="100"/>
+            </w:tcMar>
+            <w:vAlign w:val="center"/>
+          </w:tcPr>
+          <w:p>
+            <w:pPr>
+              <w:spacing w:after="0"/>
+            </w:pPr>
+            <w:r>
+              <w:rPr>
+                <w:b/>
+                <w:bCs/>
+                <w:color w:val="2E5878"/>
+                <w:sz w:val="19"/>
+                <w:szCs w:val="19"/>
+              </w:rPr>
+              <w:t xml:space="preserve">Expiry</w:t>
+            </w:r>
+          </w:p>
+        </w:tc>
+        <w:tc>
+          <w:tcPr>
+            <w:tcW w:type="dxa" w:w="3106"/>
+            <w:shd w:fill="E4EEF1" w:val="clear"/>
+            <w:tcMar>
+              <w:top w:type="dxa" w:w="60"/>
+              <w:left w:type="dxa" w:w="100"/>
+              <w:bottom w:type="dxa" w:w="60"/>
+              <w:right w:type="dxa" w:w="100"/>
+            </w:tcMar>
+            <w:vAlign w:val="center"/>
+          </w:tcPr>
+          <w:p>
+            <w:pPr>
+              <w:spacing w:after="0"/>
+            </w:pPr>
+            <w:r>
+              <w:rPr>
+                <w:b/>
+                <w:bCs/>
+                <w:color w:val="2E5878"/>
+                <w:sz w:val="19"/>
+                <w:szCs w:val="19"/>
+              </w:rPr>
+              <w:t xml:space="preserve">Assessment</w:t>
+            </w:r>
+          </w:p>
+        </w:tc>
+      </w:tr>
+      <w:tr>
+        <w:tc>
+          <w:tcPr>
+            <w:tcW w:type="dxa" w:w="2600"/>
+            <w:tcMar>
+              <w:top w:type="dxa" w:w="60"/>
+              <w:left w:type="dxa" w:w="100"/>
+              <w:bottom w:type="dxa" w:w="60"/>
+              <w:right w:type="dxa" w:w="100"/>
+            </w:tcMar>
+            <w:vAlign w:val="center"/>
+          </w:tcPr>
+          <w:p>
+            <w:pPr>
+              <w:spacing w:after="0"/>
+            </w:pPr>
+            <w:r>
+              <w:rPr>
+                <w:b w:val="false"/>
+                <w:bCs w:val="false"/>
+                <w:sz w:val="19"/>
+                <w:szCs w:val="19"/>
+              </w:rPr>
+              <w:t xml:space="preserve">ISO 9001:2015 certificate  【ISO 9001:2015 证书】</w:t>
+            </w:r>
+          </w:p>
+        </w:tc>
+        <w:tc>
+          <w:tcPr>
+            <w:tcW w:type="dxa" w:w="2000"/>
+            <w:tcMar>
+              <w:top w:type="dxa" w:w="60"/>
+              <w:left w:type="dxa" w:w="100"/>
+              <w:bottom w:type="dxa" w:w="60"/>
+              <w:right w:type="dxa" w:w="100"/>
+            </w:tcMar>
+            <w:vAlign w:val="center"/>
+          </w:tcPr>
+          <w:p>
+            <w:pPr>
+              <w:spacing w:after="0"/>
+            </w:pPr>
+            <w:r>
+              <w:rPr>
+                <w:b w:val="false"/>
+                <w:bCs w:val="false"/>
+                <w:sz w:val="19"/>
+                <w:szCs w:val="19"/>
+              </w:rPr>
+              <w:t xml:space="preserve">66522Q0216R0S</w:t>
+            </w:r>
+          </w:p>
+        </w:tc>
+        <w:tc>
+          <w:tcPr>
+            <w:tcW w:type="dxa" w:w="1600"/>
+            <w:tcMar>
+              <w:top w:type="dxa" w:w="60"/>
+              <w:left w:type="dxa" w:w="100"/>
+              <w:bottom w:type="dxa" w:w="60"/>
+              <w:right w:type="dxa" w:w="100"/>
+            </w:tcMar>
+            <w:vAlign w:val="center"/>
+          </w:tcPr>
+          <w:p>
+            <w:pPr>
+              <w:spacing w:after="0"/>
+            </w:pPr>
+            <w:r>
+              <w:rPr>
+                <w:b w:val="false"/>
+                <w:bCs w:val="false"/>
+                <w:sz w:val="19"/>
+                <w:szCs w:val="19"/>
+              </w:rPr>
+              <w:t xml:space="preserve">2025-09-26</w:t>
+            </w:r>
+          </w:p>
+        </w:tc>
+        <w:tc>
+          <w:tcPr>
+            <w:tcW w:type="dxa" w:w="3106"/>
+            <w:tcMar>
+              <w:top w:type="dxa" w:w="60"/>
+              <w:left w:type="dxa" w:w="100"/>
+              <w:bottom w:type="dxa" w:w="60"/>
+              <w:right w:type="dxa" w:w="100"/>
+            </w:tcMar>
+            <w:vAlign w:val="center"/>
+          </w:tcPr>
+          <w:p>
+            <w:pPr>
+              <w:spacing w:after="0"/>
+            </w:pPr>
+            <w:r>
+              <w:rPr>
+                <w:b w:val="false"/>
+                <w:bCs w:val="false"/>
+                <w:sz w:val="19"/>
+                <w:szCs w:val="19"/>
+              </w:rPr>
+              <w:t xml:space="preserve">EXPIRED (317 days) — request renewal</w:t>
+            </w:r>
+          </w:p>
+        </w:tc>
+      </w:tr>
+      <w:tr>
+        <w:tc>
+          <w:tcPr>
+            <w:tcW w:type="dxa" w:w="2600"/>
+            <w:tcMar>
+              <w:top w:type="dxa" w:w="60"/>
+              <w:left w:type="dxa" w:w="100"/>
+              <w:bottom w:type="dxa" w:w="60"/>
+              <w:right w:type="dxa" w:w="100"/>
+            </w:tcMar>
+            <w:vAlign w:val="center"/>
+          </w:tcPr>
+          <w:p>
+            <w:pPr>
+              <w:spacing w:after="0"/>
+            </w:pPr>
+            <w:r>
+              <w:rPr>
+                <w:b w:val="false"/>
+                <w:bCs w:val="false"/>
+                <w:sz w:val="19"/>
+                <w:szCs w:val="19"/>
+              </w:rPr>
+              <w:t xml:space="preserve">SGS Gold Plus assessment  【SGS 审核报告】</w:t>
+            </w:r>
+          </w:p>
+        </w:tc>
+        <w:tc>
+          <w:tcPr>
+            <w:tcW w:type="dxa" w:w="2000"/>
+            <w:tcMar>
+              <w:top w:type="dxa" w:w="60"/>
+              <w:left w:type="dxa" w:w="100"/>
+              <w:bottom w:type="dxa" w:w="60"/>
+              <w:right w:type="dxa" w:w="100"/>
+            </w:tcMar>
+            <w:vAlign w:val="center"/>
+          </w:tcPr>
+          <w:p>
+            <w:pPr>
+              <w:spacing w:after="0"/>
+            </w:pPr>
+            <w:r>
+              <w:rPr>
+                <w:b w:val="false"/>
+                <w:bCs w:val="false"/>
+                <w:sz w:val="19"/>
+                <w:szCs w:val="19"/>
+              </w:rPr>
+              <w:t xml:space="preserve">164763217_P+T</w:t>
+            </w:r>
+          </w:p>
+        </w:tc>
+        <w:tc>
+          <w:tcPr>
+            <w:tcW w:type="dxa" w:w="1600"/>
+            <w:tcMar>
+              <w:top w:type="dxa" w:w="60"/>
+              <w:left w:type="dxa" w:w="100"/>
+              <w:bottom w:type="dxa" w:w="60"/>
+              <w:right w:type="dxa" w:w="100"/>
+            </w:tcMar>
+            <w:vAlign w:val="center"/>
+          </w:tcPr>
+          <w:p>
+            <w:pPr>
+              <w:spacing w:after="0"/>
+            </w:pPr>
+            <w:r>
+              <w:rPr>
+                <w:b w:val="false"/>
+                <w:bCs w:val="false"/>
+                <w:sz w:val="19"/>
+                <w:szCs w:val="19"/>
+              </w:rPr>
+              <w:t xml:space="preserve">2025-10-14</w:t>
+            </w:r>
+          </w:p>
+        </w:tc>
+        <w:tc>
+          <w:tcPr>
+            <w:tcW w:type="dxa" w:w="3106"/>
+            <w:tcMar>
+              <w:top w:type="dxa" w:w="60"/>
+              <w:left w:type="dxa" w:w="100"/>
+              <w:bottom w:type="dxa" w:w="60"/>
+              <w:right w:type="dxa" w:w="100"/>
+            </w:tcMar>
+            <w:vAlign w:val="center"/>
+          </w:tcPr>
+          <w:p>
+            <w:pPr>
+              <w:spacing w:after="0"/>
+            </w:pPr>
+            <w:r>
+              <w:rPr>
+                <w:b w:val="false"/>
+                <w:bCs w:val="false"/>
+                <w:sz w:val="19"/>
+                <w:szCs w:val="19"/>
+              </w:rPr>
+              <w:t xml:space="preserve">EXPIRED (299 days) — request re-assessment</w:t>
+            </w:r>
+          </w:p>
+        </w:tc>
+      </w:tr>
+      <w:tr>
+        <w:tc>
+          <w:tcPr>
+            <w:tcW w:type="dxa" w:w="2600"/>
+            <w:tcMar>
+              <w:top w:type="dxa" w:w="60"/>
+              <w:left w:type="dxa" w:w="100"/>
+              <w:bottom w:type="dxa" w:w="60"/>
+              <w:right w:type="dxa" w:w="100"/>
+            </w:tcMar>
+            <w:vAlign w:val="center"/>
+          </w:tcPr>
+          <w:p>
+            <w:pPr>
+              <w:spacing w:after="0"/>
+            </w:pPr>
+            <w:r>
+              <w:rPr>
+                <w:b w:val="false"/>
+                <w:bCs w:val="false"/>
+                <w:sz w:val="19"/>
+                <w:szCs w:val="19"/>
+              </w:rPr>
+              <w:t xml:space="preserve">Business license  【营业执照】</w:t>
+            </w:r>
+          </w:p>
+        </w:tc>
+        <w:tc>
+          <w:tcPr>
+            <w:tcW w:type="dxa" w:w="2000"/>
+            <w:tcMar>
+              <w:top w:type="dxa" w:w="60"/>
+              <w:left w:type="dxa" w:w="100"/>
+              <w:bottom w:type="dxa" w:w="60"/>
+              <w:right w:type="dxa" w:w="100"/>
+            </w:tcMar>
+            <w:vAlign w:val="center"/>
+          </w:tcPr>
+          <w:p>
+            <w:pPr>
+              <w:spacing w:after="0"/>
+            </w:pPr>
+            <w:r>
+              <w:rPr>
+                <w:b w:val="false"/>
+                <w:bCs w:val="false"/>
+                <w:sz w:val="19"/>
+                <w:szCs w:val="19"/>
+              </w:rPr>
+              <w:t xml:space="preserve">91370832MA3C4K5D8Q</w:t>
+            </w:r>
+          </w:p>
+        </w:tc>
+        <w:tc>
+          <w:tcPr>
+            <w:tcW w:type="dxa" w:w="1600"/>
+            <w:tcMar>
+              <w:top w:type="dxa" w:w="60"/>
+              <w:left w:type="dxa" w:w="100"/>
+              <w:bottom w:type="dxa" w:w="60"/>
+              <w:right w:type="dxa" w:w="100"/>
+            </w:tcMar>
+            <w:vAlign w:val="center"/>
+          </w:tcPr>
+          <w:p>
+            <w:pPr>
+              <w:spacing w:after="0"/>
+            </w:pPr>
+            <w:r>
+              <w:rPr>
+                <w:b w:val="false"/>
+                <w:bCs w:val="false"/>
+                <w:sz w:val="19"/>
+                <w:szCs w:val="19"/>
+              </w:rPr>
+              <w:t xml:space="preserve">blank = indefinite</w:t>
+            </w:r>
+          </w:p>
+        </w:tc>
+        <w:tc>
+          <w:tcPr>
+            <w:tcW w:type="dxa" w:w="3106"/>
+            <w:tcMar>
+              <w:top w:type="dxa" w:w="60"/>
+              <w:left w:type="dxa" w:w="100"/>
+              <w:bottom w:type="dxa" w:w="60"/>
+              <w:right w:type="dxa" w:w="100"/>
+            </w:tcMar>
+            <w:vAlign w:val="center"/>
+          </w:tcPr>
+          <w:p>
+            <w:pPr>
+              <w:spacing w:after="0"/>
+            </w:pPr>
+            <w:r>
+              <w:rPr>
+                <w:b w:val="false"/>
+                <w:bCs w:val="false"/>
+                <w:sz w:val="19"/>
+                <w:szCs w:val="19"/>
+              </w:rPr>
+              <w:t xml:space="preserve">VALID</w:t>
+            </w:r>
+          </w:p>
+        </w:tc>
+      </w:tr>
+      <w:tr>
+        <w:tc>
+          <w:tcPr>
+            <w:tcW w:type="dxa" w:w="2600"/>
+            <w:tcMar>
+              <w:top w:type="dxa" w:w="60"/>
+              <w:left w:type="dxa" w:w="100"/>
+              <w:bottom w:type="dxa" w:w="60"/>
+              <w:right w:type="dxa" w:w="100"/>
+            </w:tcMar>
+            <w:vAlign w:val="center"/>
+          </w:tcPr>
+          <w:p>
+            <w:pPr>
+              <w:spacing w:after="0"/>
+            </w:pPr>
+            <w:r>
+              <w:rPr>
+                <w:b w:val="false"/>
+                <w:bCs w:val="false"/>
+                <w:sz w:val="19"/>
+                <w:szCs w:val="19"/>
+              </w:rPr>
+              <w:t xml:space="preserve">CE (RoHS conformity cert.)  【RoHS 符合性证书】</w:t>
+            </w:r>
+          </w:p>
+        </w:tc>
+        <w:tc>
+          <w:tcPr>
+            <w:tcW w:type="dxa" w:w="2000"/>
+            <w:tcMar>
+              <w:top w:type="dxa" w:w="60"/>
+              <w:left w:type="dxa" w:w="100"/>
+              <w:bottom w:type="dxa" w:w="60"/>
+              <w:right w:type="dxa" w:w="100"/>
+            </w:tcMar>
+            <w:vAlign w:val="center"/>
+          </w:tcPr>
+          <w:p>
+            <w:pPr>
+              <w:spacing w:after="0"/>
+            </w:pPr>
+            <w:r>
+              <w:rPr>
+                <w:b w:val="false"/>
+                <w:bCs w:val="false"/>
+                <w:sz w:val="19"/>
+                <w:szCs w:val="19"/>
+              </w:rPr>
+              <w:t xml:space="preserve">CKEYS241209039</w:t>
+            </w:r>
+          </w:p>
+        </w:tc>
+        <w:tc>
+          <w:tcPr>
+            <w:tcW w:type="dxa" w:w="1600"/>
+            <w:tcMar>
+              <w:top w:type="dxa" w:w="60"/>
+              <w:left w:type="dxa" w:w="100"/>
+              <w:bottom w:type="dxa" w:w="60"/>
+              <w:right w:type="dxa" w:w="100"/>
+            </w:tcMar>
+            <w:vAlign w:val="center"/>
+          </w:tcPr>
+          <w:p>
+            <w:pPr>
+              <w:spacing w:after="0"/>
+            </w:pPr>
+            <w:r>
+              <w:rPr>
+                <w:b w:val="false"/>
+                <w:bCs w:val="false"/>
+                <w:sz w:val="19"/>
+                <w:szCs w:val="19"/>
+              </w:rPr>
+              <w:t xml:space="preserve">not stated</w:t>
+            </w:r>
+          </w:p>
+        </w:tc>
+        <w:tc>
+          <w:tcPr>
+            <w:tcW w:type="dxa" w:w="3106"/>
+            <w:tcMar>
+              <w:top w:type="dxa" w:w="60"/>
+              <w:left w:type="dxa" w:w="100"/>
+              <w:bottom w:type="dxa" w:w="60"/>
+              <w:right w:type="dxa" w:w="100"/>
+            </w:tcMar>
+            <w:vAlign w:val="center"/>
+          </w:tcPr>
+          <w:p>
+            <w:pPr>
+              <w:spacing w:after="0"/>
+            </w:pPr>
+            <w:r>
+              <w:rPr>
+                <w:b w:val="false"/>
+                <w:bCs w:val="false"/>
+                <w:sz w:val="19"/>
+                <w:szCs w:val="19"/>
+              </w:rPr>
+              <w:t xml:space="preserve">Past the 1-year renewal norm by 240 days — see 5-2</w:t>
+            </w:r>
+          </w:p>
+        </w:tc>
+      </w:tr>
+      <w:tr>
+        <w:tc>
+          <w:tcPr>
+            <w:tcW w:type="dxa" w:w="2600"/>
+            <w:tcMar>
+              <w:top w:type="dxa" w:w="60"/>
+              <w:left w:type="dxa" w:w="100"/>
+              <w:bottom w:type="dxa" w:w="60"/>
+              <w:right w:type="dxa" w:w="100"/>
+            </w:tcMar>
+            <w:vAlign w:val="center"/>
+          </w:tcPr>
+          <w:p>
+            <w:pPr>
+              <w:spacing w:after="0"/>
+            </w:pPr>
+            <w:r>
+              <w:rPr>
+                <w:b w:val="false"/>
+                <w:bCs w:val="false"/>
+                <w:sz w:val="19"/>
+                <w:szCs w:val="19"/>
+              </w:rPr>
+              <w:t xml:space="preserve">Quotation BTA-F0515-001</w:t>
+            </w:r>
+          </w:p>
+        </w:tc>
+        <w:tc>
+          <w:tcPr>
+            <w:tcW w:type="dxa" w:w="2000"/>
+            <w:tcMar>
+              <w:top w:type="dxa" w:w="60"/>
+              <w:left w:type="dxa" w:w="100"/>
+              <w:bottom w:type="dxa" w:w="60"/>
+              <w:right w:type="dxa" w:w="100"/>
+            </w:tcMar>
+            <w:vAlign w:val="center"/>
+          </w:tcPr>
+          <w:p>
+            <w:pPr>
+              <w:spacing w:after="0"/>
+            </w:pPr>
+            <w:r>
+              <w:rPr>
+                <w:b w:val="false"/>
+                <w:bCs w:val="false"/>
+                <w:sz w:val="19"/>
+                <w:szCs w:val="19"/>
+              </w:rPr>
+              <w:t xml:space="preserve">—</w:t>
+            </w:r>
+          </w:p>
+        </w:tc>
+        <w:tc>
+          <w:tcPr>
+            <w:tcW w:type="dxa" w:w="1600"/>
+            <w:tcMar>
+              <w:top w:type="dxa" w:w="60"/>
+              <w:left w:type="dxa" w:w="100"/>
+              <w:bottom w:type="dxa" w:w="60"/>
+              <w:right w:type="dxa" w:w="100"/>
+            </w:tcMar>
+            <w:vAlign w:val="center"/>
+          </w:tcPr>
+          <w:p>
+            <w:pPr>
+              <w:spacing w:after="0"/>
+            </w:pPr>
+            <w:r>
+              <w:rPr>
+                <w:b w:val="false"/>
+                <w:bCs w:val="false"/>
+                <w:sz w:val="19"/>
+                <w:szCs w:val="19"/>
+              </w:rPr>
+              <w:t xml:space="preserve">2026-05-20</w:t>
+            </w:r>
+          </w:p>
+        </w:tc>
+        <w:tc>
+          <w:tcPr>
+            <w:tcW w:type="dxa" w:w="3106"/>
+            <w:tcMar>
+              <w:top w:type="dxa" w:w="60"/>
+              <w:left w:type="dxa" w:w="100"/>
+              <w:bottom w:type="dxa" w:w="60"/>
+              <w:right w:type="dxa" w:w="100"/>
+            </w:tcMar>
+            <w:vAlign w:val="center"/>
+          </w:tcPr>
+          <w:p>
+            <w:pPr>
+              <w:spacing w:after="0"/>
+            </w:pPr>
+            <w:r>
+              <w:rPr>
+                <w:b w:val="false"/>
+                <w:bCs w:val="false"/>
+                <w:sz w:val="19"/>
+                <w:szCs w:val="19"/>
+              </w:rPr>
+              <w:t xml:space="preserve">Validity lapsed (81 days)</w:t>
+            </w:r>
+          </w:p>
+        </w:tc>
+      </w:tr>
+      <w:tr>
+        <w:tc>
+          <w:tcPr>
+            <w:tcW w:type="dxa" w:w="2600"/>
+            <w:tcMar>
+              <w:top w:type="dxa" w:w="60"/>
+              <w:left w:type="dxa" w:w="100"/>
+              <w:bottom w:type="dxa" w:w="60"/>
+              <w:right w:type="dxa" w:w="100"/>
+            </w:tcMar>
+            <w:vAlign w:val="center"/>
+          </w:tcPr>
+          <w:p>
+            <w:pPr>
+              <w:spacing w:after="0"/>
+            </w:pPr>
+            <w:r>
+              <w:rPr>
+                <w:b w:val="false"/>
+                <w:bCs w:val="false"/>
+                <w:sz w:val="19"/>
+                <w:szCs w:val="19"/>
+              </w:rPr>
+              <w:t xml:space="preserve">Quotation BTA-F0623-001</w:t>
+            </w:r>
+          </w:p>
+        </w:tc>
+        <w:tc>
+          <w:tcPr>
+            <w:tcW w:type="dxa" w:w="2000"/>
+            <w:tcMar>
+              <w:top w:type="dxa" w:w="60"/>
+              <w:left w:type="dxa" w:w="100"/>
+              <w:bottom w:type="dxa" w:w="60"/>
+              <w:right w:type="dxa" w:w="100"/>
+            </w:tcMar>
+            <w:vAlign w:val="center"/>
+          </w:tcPr>
+          <w:p>
+            <w:pPr>
+              <w:spacing w:after="0"/>
+            </w:pPr>
+            <w:r>
+              <w:rPr>
+                <w:b w:val="false"/>
+                <w:bCs w:val="false"/>
+                <w:sz w:val="19"/>
+                <w:szCs w:val="19"/>
+              </w:rPr>
+              <w:t xml:space="preserve">—</w:t>
+            </w:r>
+          </w:p>
+        </w:tc>
+        <w:tc>
+          <w:tcPr>
+            <w:tcW w:type="dxa" w:w="1600"/>
+            <w:tcMar>
+              <w:top w:type="dxa" w:w="60"/>
+              <w:left w:type="dxa" w:w="100"/>
+              <w:bottom w:type="dxa" w:w="60"/>
+              <w:right w:type="dxa" w:w="100"/>
+            </w:tcMar>
+            <w:vAlign w:val="center"/>
+          </w:tcPr>
+          <w:p>
+            <w:pPr>
+              <w:spacing w:after="0"/>
+            </w:pPr>
+            <w:r>
+              <w:rPr>
+                <w:b w:val="false"/>
+                <w:bCs w:val="false"/>
+                <w:sz w:val="19"/>
+                <w:szCs w:val="19"/>
+              </w:rPr>
+              <w:t xml:space="preserve">2026-06-28</w:t>
+            </w:r>
+          </w:p>
+        </w:tc>
+        <w:tc>
+          <w:tcPr>
+            <w:tcW w:type="dxa" w:w="3106"/>
+            <w:tcMar>
+              <w:top w:type="dxa" w:w="60"/>
+              <w:left w:type="dxa" w:w="100"/>
+              <w:bottom w:type="dxa" w:w="60"/>
+              <w:right w:type="dxa" w:w="100"/>
+            </w:tcMar>
+            <w:vAlign w:val="center"/>
+          </w:tcPr>
+          <w:p>
+            <w:pPr>
+              <w:spacing w:after="0"/>
+            </w:pPr>
+            <w:r>
+              <w:rPr>
+                <w:b w:val="false"/>
+                <w:bCs w:val="false"/>
+                <w:sz w:val="19"/>
+                <w:szCs w:val="19"/>
+              </w:rPr>
+              <w:t xml:space="preserve">Validity lapsed (42 days)</w:t>
+            </w:r>
+          </w:p>
+        </w:tc>
+      </w:tr>
+      <w:tr>
+        <w:tc>
+          <w:tcPr>
+            <w:tcW w:type="dxa" w:w="2600"/>
+            <w:tcMar>
+              <w:top w:type="dxa" w:w="60"/>
+              <w:left w:type="dxa" w:w="100"/>
+              <w:bottom w:type="dxa" w:w="60"/>
+              <w:right w:type="dxa" w:w="100"/>
+            </w:tcMar>
+            <w:vAlign w:val="center"/>
+          </w:tcPr>
+          <w:p>
+            <w:pPr>
+              <w:spacing w:after="0"/>
+            </w:pPr>
+            <w:r>
+              <w:rPr>
+                <w:b w:val="false"/>
+                <w:bCs w:val="false"/>
+                <w:sz w:val="19"/>
+                <w:szCs w:val="19"/>
+              </w:rPr>
+              <w:t xml:space="preserve">Postdoctoral base plaque  【博士后创新实践基地】</w:t>
+            </w:r>
+          </w:p>
+        </w:tc>
+        <w:tc>
+          <w:tcPr>
+            <w:tcW w:type="dxa" w:w="2000"/>
+            <w:tcMar>
+              <w:top w:type="dxa" w:w="60"/>
+              <w:left w:type="dxa" w:w="100"/>
+              <w:bottom w:type="dxa" w:w="60"/>
+              <w:right w:type="dxa" w:w="100"/>
+            </w:tcMar>
+            <w:vAlign w:val="center"/>
+          </w:tcPr>
+          <w:p>
+            <w:pPr>
+              <w:spacing w:after="0"/>
+            </w:pPr>
+            <w:r>
+              <w:rPr>
+                <w:b w:val="false"/>
+                <w:bCs w:val="false"/>
+                <w:sz w:val="19"/>
+                <w:szCs w:val="19"/>
+              </w:rPr>
+              <w:t xml:space="preserve">—</w:t>
+            </w:r>
+          </w:p>
+        </w:tc>
+        <w:tc>
+          <w:tcPr>
+            <w:tcW w:type="dxa" w:w="1600"/>
+            <w:tcMar>
+              <w:top w:type="dxa" w:w="60"/>
+              <w:left w:type="dxa" w:w="100"/>
+              <w:bottom w:type="dxa" w:w="60"/>
+              <w:right w:type="dxa" w:w="100"/>
+            </w:tcMar>
+            <w:vAlign w:val="center"/>
+          </w:tcPr>
+          <w:p>
+            <w:pPr>
+              <w:spacing w:after="0"/>
+            </w:pPr>
+            <w:r>
+              <w:rPr>
+                <w:b w:val="false"/>
+                <w:bCs w:val="false"/>
+                <w:sz w:val="19"/>
+                <w:szCs w:val="19"/>
+              </w:rPr>
+              <w:t xml:space="preserve">—</w:t>
+            </w:r>
+          </w:p>
+        </w:tc>
+        <w:tc>
+          <w:tcPr>
+            <w:tcW w:type="dxa" w:w="3106"/>
+            <w:tcMar>
+              <w:top w:type="dxa" w:w="60"/>
+              <w:left w:type="dxa" w:w="100"/>
+              <w:bottom w:type="dxa" w:w="60"/>
+              <w:right w:type="dxa" w:w="100"/>
+            </w:tcMar>
+            <w:vAlign w:val="center"/>
+          </w:tcPr>
+          <w:p>
+            <w:pPr>
+              <w:spacing w:after="0"/>
+            </w:pPr>
+            <w:r>
+              <w:rPr>
+                <w:b w:val="false"/>
+                <w:bCs w:val="false"/>
+                <w:sz w:val="19"/>
+                <w:szCs w:val="19"/>
+              </w:rPr>
+              <w:t xml:space="preserve">Honorary plaque, not a quality certificate</w:t>
+            </w:r>
+          </w:p>
+        </w:tc>
+      </w:tr>
+    </w:tbl>
     <w:p>
       <w:pPr>
         <w:pStyle w:val="Heading2"/>
@@ -5431,7 +6722,7 @@
           <w:sz w:val="22"/>
           <w:szCs w:val="22"/>
         </w:rPr>
-        <w:t xml:space="preserve">A. Company Documents (supplier registration &amp; audit)</w:t>
+        <w:t xml:space="preserve">5-1. Two Expired Certificates — Immediate Action Required</w:t>
       </w:r>
     </w:p>
     <w:p>
@@ -5445,22 +6736,10 @@
       </w:pPr>
       <w:r>
         <w:rPr>
-          <w:b w:val="false"/>
-          <w:bCs w:val="false"/>
           <w:sz w:val="20"/>
           <w:szCs w:val="20"/>
         </w:rPr>
-        <w:t xml:space="preserve">Business License copy — with Unified Social Credit Code</w:t>
-      </w:r>
-      <w:r>
-        <w:rPr>
-          <w:b w:val="false"/>
-          <w:bCs w:val="false"/>
-          <w:color w:val="8A5A2E"/>
-          <w:sz w:val="20"/>
-          <w:szCs w:val="20"/>
-        </w:rPr>
-        <w:t xml:space="preserve">   【营业执照复印件，含统一社会信用代码】</w:t>
+        <w:t xml:space="preserve">ISO 9001:2015 — issued by Shandong Quality Certification Co., Ltd (ZZRZ); scope "Aluminum profile processing". Expired 2025-09-26 with no renewal provided. Request the renewed certificate 【请提供换证后的有效证书】 and verify it on CNCA (www.cnca.gov.cn) or the certification body (www.sqcc-china.com).</w:t>
       </w:r>
     </w:p>
     <w:p>
@@ -5474,12 +6753,651 @@
       </w:pPr>
       <w:r>
         <w:rPr>
+          <w:sz w:val="20"/>
+          <w:szCs w:val="20"/>
+        </w:rPr>
+        <w:t xml:space="preserve">SGS Gold Plus — Alibaba Gold Supplier onsite assessment certificate, expired 2025-10-14. The Alibaba listing may still display the badge, but the certificate itself has lapsed. Request the completed re-assessment 【请提供重新审核后的证书】.</w:t>
+      </w:r>
+    </w:p>
+    <w:p>
+      <w:pPr>
+        <w:pStyle w:val="Heading2"/>
+        <w:spacing w:after="100" w:before="220"/>
+      </w:pPr>
+      <w:r>
+        <w:rPr>
+          <w:b/>
+          <w:bCs/>
+          <w:color w:val="5A9A96"/>
+          <w:sz w:val="22"/>
+          <w:szCs w:val="22"/>
+        </w:rPr>
+        <w:t xml:space="preserve">5-2. The "CE" Document — Name and Substance Differ (Important)</w:t>
+      </w:r>
+    </w:p>
+    <w:p>
+      <w:pPr>
+        <w:pStyle w:val="ListParagraph"/>
+        <w:numPr>
+          <w:ilvl w:val="0"/>
+          <w:numId w:val="5"/>
+        </w:numPr>
+        <w:spacing w:after="60"/>
+      </w:pPr>
+      <w:r>
+        <w:rPr>
+          <w:sz w:val="20"/>
+          <w:szCs w:val="20"/>
+        </w:rPr>
+        <w:t xml:space="preserve">The file supplied as CE.pdf is not a CE certificate but a RoHS Certificate of Conformity, issued by Guangdong KEYS Testing Technology Co., Ltd — a private testing laboratory, not an accredited certification body.</w:t>
+      </w:r>
+    </w:p>
+    <w:p>
+      <w:pPr>
+        <w:pStyle w:val="ListParagraph"/>
+        <w:numPr>
+          <w:ilvl w:val="0"/>
+          <w:numId w:val="5"/>
+        </w:numPr>
+        <w:spacing w:after="60"/>
+      </w:pPr>
+      <w:r>
+        <w:rPr>
+          <w:sz w:val="20"/>
+          <w:szCs w:val="20"/>
+        </w:rPr>
+        <w:t xml:space="preserve">It is based on RoHS 2.0 (EU) 2015/863 and (EU) 2017/2102, which are not CE-marking directives. Product covered: aluminum profiles (6063, 6005, 6061, 6082, 1070, 1050).</w:t>
+      </w:r>
+    </w:p>
+    <w:p>
+      <w:pPr>
+        <w:pStyle w:val="ListParagraph"/>
+        <w:numPr>
+          <w:ilvl w:val="0"/>
+          <w:numId w:val="5"/>
+        </w:numPr>
+        <w:spacing w:after="60"/>
+      </w:pPr>
+      <w:r>
+        <w:rPr>
+          <w:sz w:val="20"/>
+          <w:szCs w:val="20"/>
+        </w:rPr>
+        <w:t xml:space="preserve">The certificate states it "applies to the tested sample above mentioned only and shall not imply an assessment of the whole production", and is valid only together with test report RKEYS241209039 — which we have not received.</w:t>
+      </w:r>
+    </w:p>
+    <w:p>
+      <w:pPr>
+        <w:pStyle w:val="ListParagraph"/>
+        <w:numPr>
+          <w:ilvl w:val="0"/>
+          <w:numId w:val="5"/>
+        </w:numPr>
+        <w:spacing w:after="60"/>
+      </w:pPr>
+      <w:r>
+        <w:rPr>
+          <w:sz w:val="20"/>
+          <w:szCs w:val="20"/>
+        </w:rPr>
+        <w:t xml:space="preserve">The trade mark is printed as "Broadcom Aluminum", inconsistent with "Botong Aluminum" on the business card and website.</w:t>
+      </w:r>
+    </w:p>
+    <w:p>
+      <w:pPr>
+        <w:spacing w:after="80"/>
+      </w:pPr>
+      <w:r>
+        <w:rPr>
+          <w:b/>
+          <w:bCs/>
+          <w:sz w:val="20"/>
+          <w:szCs w:val="20"/>
+        </w:rPr>
+        <w:t xml:space="preserve">Validity assessment (issued 2024-12-12; 605 days ago) — no expiry date is printed. RoHS-type certificates have no statutory expiry, so three benchmarks apply:</w:t>
+      </w:r>
+    </w:p>
+    <w:tbl>
+      <w:tblPr>
+        <w:tblW w:type="dxa" w:w="9306"/>
+        <w:tblBorders>
+          <w:top w:val="single" w:color="auto" w:sz="4"/>
+          <w:left w:val="single" w:color="auto" w:sz="4"/>
+          <w:bottom w:val="single" w:color="auto" w:sz="4"/>
+          <w:right w:val="single" w:color="auto" w:sz="4"/>
+          <w:insideH w:val="single" w:color="auto" w:sz="4"/>
+          <w:insideV w:val="single" w:color="auto" w:sz="4"/>
+        </w:tblBorders>
+      </w:tblPr>
+      <w:tblGrid>
+        <w:gridCol w:w="4200"/>
+        <w:gridCol w:w="2400"/>
+        <w:gridCol w:w="2706"/>
+      </w:tblGrid>
+      <w:tr>
+        <w:tc>
+          <w:tcPr>
+            <w:tcW w:type="dxa" w:w="4200"/>
+            <w:shd w:fill="E4EEF1" w:val="clear"/>
+            <w:tcMar>
+              <w:top w:type="dxa" w:w="60"/>
+              <w:left w:type="dxa" w:w="100"/>
+              <w:bottom w:type="dxa" w:w="60"/>
+              <w:right w:type="dxa" w:w="100"/>
+            </w:tcMar>
+            <w:vAlign w:val="center"/>
+          </w:tcPr>
+          <w:p>
+            <w:pPr>
+              <w:spacing w:after="0"/>
+            </w:pPr>
+            <w:r>
+              <w:rPr>
+                <w:b/>
+                <w:bCs/>
+                <w:color w:val="2E5878"/>
+                <w:sz w:val="19"/>
+                <w:szCs w:val="19"/>
+              </w:rPr>
+              <w:t xml:space="preserve">Benchmark</w:t>
+            </w:r>
+          </w:p>
+        </w:tc>
+        <w:tc>
+          <w:tcPr>
+            <w:tcW w:type="dxa" w:w="2400"/>
+            <w:shd w:fill="E4EEF1" w:val="clear"/>
+            <w:tcMar>
+              <w:top w:type="dxa" w:w="60"/>
+              <w:left w:type="dxa" w:w="100"/>
+              <w:bottom w:type="dxa" w:w="60"/>
+              <w:right w:type="dxa" w:w="100"/>
+            </w:tcMar>
+            <w:vAlign w:val="center"/>
+          </w:tcPr>
+          <w:p>
+            <w:pPr>
+              <w:spacing w:after="0"/>
+            </w:pPr>
+            <w:r>
+              <w:rPr>
+                <w:b/>
+                <w:bCs/>
+                <w:color w:val="2E5878"/>
+                <w:sz w:val="19"/>
+                <w:szCs w:val="19"/>
+              </w:rPr>
+              <w:t xml:space="preserve">Expiry point</w:t>
+            </w:r>
+          </w:p>
+        </w:tc>
+        <w:tc>
+          <w:tcPr>
+            <w:tcW w:type="dxa" w:w="2706"/>
+            <w:shd w:fill="E4EEF1" w:val="clear"/>
+            <w:tcMar>
+              <w:top w:type="dxa" w:w="60"/>
+              <w:left w:type="dxa" w:w="100"/>
+              <w:bottom w:type="dxa" w:w="60"/>
+              <w:right w:type="dxa" w:w="100"/>
+            </w:tcMar>
+            <w:vAlign w:val="center"/>
+          </w:tcPr>
+          <w:p>
+            <w:pPr>
+              <w:spacing w:after="0"/>
+            </w:pPr>
+            <w:r>
+              <w:rPr>
+                <w:b/>
+                <w:bCs/>
+                <w:color w:val="2E5878"/>
+                <w:sz w:val="19"/>
+                <w:szCs w:val="19"/>
+              </w:rPr>
+              <w:t xml:space="preserve">Current status</w:t>
+            </w:r>
+          </w:p>
+        </w:tc>
+      </w:tr>
+      <w:tr>
+        <w:tc>
+          <w:tcPr>
+            <w:tcW w:type="dxa" w:w="4200"/>
+            <w:tcMar>
+              <w:top w:type="dxa" w:w="60"/>
+              <w:left w:type="dxa" w:w="100"/>
+              <w:bottom w:type="dxa" w:w="60"/>
+              <w:right w:type="dxa" w:w="100"/>
+            </w:tcMar>
+            <w:vAlign w:val="center"/>
+          </w:tcPr>
+          <w:p>
+            <w:pPr>
+              <w:spacing w:after="0"/>
+            </w:pPr>
+            <w:r>
+              <w:rPr>
+                <w:b w:val="false"/>
+                <w:bCs w:val="false"/>
+                <w:sz w:val="19"/>
+                <w:szCs w:val="19"/>
+              </w:rPr>
+              <w:t xml:space="preserve">Buyer annual-renewal practice (most common)</w:t>
+            </w:r>
+          </w:p>
+        </w:tc>
+        <w:tc>
+          <w:tcPr>
+            <w:tcW w:type="dxa" w:w="2400"/>
+            <w:tcMar>
+              <w:top w:type="dxa" w:w="60"/>
+              <w:left w:type="dxa" w:w="100"/>
+              <w:bottom w:type="dxa" w:w="60"/>
+              <w:right w:type="dxa" w:w="100"/>
+            </w:tcMar>
+            <w:vAlign w:val="center"/>
+          </w:tcPr>
+          <w:p>
+            <w:pPr>
+              <w:spacing w:after="0"/>
+            </w:pPr>
+            <w:r>
+              <w:rPr>
+                <w:b w:val="false"/>
+                <w:bCs w:val="false"/>
+                <w:sz w:val="19"/>
+                <w:szCs w:val="19"/>
+              </w:rPr>
+              <w:t xml:space="preserve">2025-12-12</w:t>
+            </w:r>
+          </w:p>
+        </w:tc>
+        <w:tc>
+          <w:tcPr>
+            <w:tcW w:type="dxa" w:w="2706"/>
+            <w:tcMar>
+              <w:top w:type="dxa" w:w="60"/>
+              <w:left w:type="dxa" w:w="100"/>
+              <w:bottom w:type="dxa" w:w="60"/>
+              <w:right w:type="dxa" w:w="100"/>
+            </w:tcMar>
+            <w:vAlign w:val="center"/>
+          </w:tcPr>
+          <w:p>
+            <w:pPr>
+              <w:spacing w:after="0"/>
+            </w:pPr>
+            <w:r>
+              <w:rPr>
+                <w:b w:val="false"/>
+                <w:bCs w:val="false"/>
+                <w:sz w:val="19"/>
+                <w:szCs w:val="19"/>
+              </w:rPr>
+              <w:t xml:space="preserve">Passed 240 days ago</w:t>
+            </w:r>
+          </w:p>
+        </w:tc>
+      </w:tr>
+      <w:tr>
+        <w:tc>
+          <w:tcPr>
+            <w:tcW w:type="dxa" w:w="4200"/>
+            <w:tcMar>
+              <w:top w:type="dxa" w:w="60"/>
+              <w:left w:type="dxa" w:w="100"/>
+              <w:bottom w:type="dxa" w:w="60"/>
+              <w:right w:type="dxa" w:w="100"/>
+            </w:tcMar>
+            <w:vAlign w:val="center"/>
+          </w:tcPr>
+          <w:p>
+            <w:pPr>
+              <w:spacing w:after="0"/>
+            </w:pPr>
+            <w:r>
+              <w:rPr>
+                <w:b w:val="false"/>
+                <w:bCs w:val="false"/>
+                <w:sz w:val="19"/>
+                <w:szCs w:val="19"/>
+              </w:rPr>
+              <w:t xml:space="preserve">Typical 3-year certificate validity</w:t>
+            </w:r>
+          </w:p>
+        </w:tc>
+        <w:tc>
+          <w:tcPr>
+            <w:tcW w:type="dxa" w:w="2400"/>
+            <w:tcMar>
+              <w:top w:type="dxa" w:w="60"/>
+              <w:left w:type="dxa" w:w="100"/>
+              <w:bottom w:type="dxa" w:w="60"/>
+              <w:right w:type="dxa" w:w="100"/>
+            </w:tcMar>
+            <w:vAlign w:val="center"/>
+          </w:tcPr>
+          <w:p>
+            <w:pPr>
+              <w:spacing w:after="0"/>
+            </w:pPr>
+            <w:r>
+              <w:rPr>
+                <w:b w:val="false"/>
+                <w:bCs w:val="false"/>
+                <w:sz w:val="19"/>
+                <w:szCs w:val="19"/>
+              </w:rPr>
+              <w:t xml:space="preserve">2027-12-12</w:t>
+            </w:r>
+          </w:p>
+        </w:tc>
+        <w:tc>
+          <w:tcPr>
+            <w:tcW w:type="dxa" w:w="2706"/>
+            <w:tcMar>
+              <w:top w:type="dxa" w:w="60"/>
+              <w:left w:type="dxa" w:w="100"/>
+              <w:bottom w:type="dxa" w:w="60"/>
+              <w:right w:type="dxa" w:w="100"/>
+            </w:tcMar>
+            <w:vAlign w:val="center"/>
+          </w:tcPr>
+          <w:p>
+            <w:pPr>
+              <w:spacing w:after="0"/>
+            </w:pPr>
+            <w:r>
+              <w:rPr>
+                <w:b w:val="false"/>
+                <w:bCs w:val="false"/>
+                <w:sz w:val="19"/>
+                <w:szCs w:val="19"/>
+              </w:rPr>
+              <w:t xml:space="preserve">Nominally valid</w:t>
+            </w:r>
+          </w:p>
+        </w:tc>
+      </w:tr>
+      <w:tr>
+        <w:tc>
+          <w:tcPr>
+            <w:tcW w:type="dxa" w:w="4200"/>
+            <w:tcMar>
+              <w:top w:type="dxa" w:w="60"/>
+              <w:left w:type="dxa" w:w="100"/>
+              <w:bottom w:type="dxa" w:w="60"/>
+              <w:right w:type="dxa" w:w="100"/>
+            </w:tcMar>
+            <w:vAlign w:val="center"/>
+          </w:tcPr>
+          <w:p>
+            <w:pPr>
+              <w:spacing w:after="0"/>
+            </w:pPr>
+            <w:r>
+              <w:rPr>
+                <w:b w:val="false"/>
+                <w:bCs w:val="false"/>
+                <w:sz w:val="19"/>
+                <w:szCs w:val="19"/>
+              </w:rPr>
+              <w:t xml:space="preserve">Indefinite while material/process/standard unchanged</w:t>
+            </w:r>
+          </w:p>
+        </w:tc>
+        <w:tc>
+          <w:tcPr>
+            <w:tcW w:type="dxa" w:w="2400"/>
+            <w:tcMar>
+              <w:top w:type="dxa" w:w="60"/>
+              <w:left w:type="dxa" w:w="100"/>
+              <w:bottom w:type="dxa" w:w="60"/>
+              <w:right w:type="dxa" w:w="100"/>
+            </w:tcMar>
+            <w:vAlign w:val="center"/>
+          </w:tcPr>
+          <w:p>
+            <w:pPr>
+              <w:spacing w:after="0"/>
+            </w:pPr>
+            <w:r>
+              <w:rPr>
+                <w:b w:val="false"/>
+                <w:bCs w:val="false"/>
+                <w:sz w:val="19"/>
+                <w:szCs w:val="19"/>
+              </w:rPr>
+              <w:t xml:space="preserve">—</w:t>
+            </w:r>
+          </w:p>
+        </w:tc>
+        <w:tc>
+          <w:tcPr>
+            <w:tcW w:type="dxa" w:w="2706"/>
+            <w:tcMar>
+              <w:top w:type="dxa" w:w="60"/>
+              <w:left w:type="dxa" w:w="100"/>
+              <w:bottom w:type="dxa" w:w="60"/>
+              <w:right w:type="dxa" w:w="100"/>
+            </w:tcMar>
+            <w:vAlign w:val="center"/>
+          </w:tcPr>
+          <w:p>
+            <w:pPr>
+              <w:spacing w:after="0"/>
+            </w:pPr>
+            <w:r>
+              <w:rPr>
+                <w:b w:val="false"/>
+                <w:bCs w:val="false"/>
+                <w:sz w:val="19"/>
+                <w:szCs w:val="19"/>
+              </w:rPr>
+              <w:t xml:space="preserve">Nominally valid</w:t>
+            </w:r>
+          </w:p>
+        </w:tc>
+      </w:tr>
+    </w:tbl>
+    <w:p>
+      <w:pPr>
+        <w:spacing w:after="80"/>
+      </w:pPr>
+      <w:r>
+        <w:rPr>
+          <w:b/>
+          <w:bCs/>
+          <w:sz w:val="20"/>
+          <w:szCs w:val="20"/>
+        </w:rPr>
+        <w:t xml:space="preserve">Practical assessment: rather than treating it as "no expiry", treat it as already past the 1-year renewal norm. If JS Tech requires annual renewal it will be rejected, so do not submit the 2024-12-12 certificate as is — request a re-issued certificate 【请重新出具证书】 and ask KEYS to confirm its stated validity policy in writing. Also confirm first whether JS Tech actually requires CE certification or RoHS documentation.</w:t>
+      </w:r>
+    </w:p>
+    <w:p>
+      <w:pPr>
+        <w:pStyle w:val="Heading2"/>
+        <w:spacing w:after="100" w:before="220"/>
+      </w:pPr>
+      <w:r>
+        <w:rPr>
+          <w:b/>
+          <w:bCs/>
+          <w:color w:val="5A9A96"/>
+          <w:sz w:val="22"/>
+          <w:szCs w:val="22"/>
+        </w:rPr>
+        <w:t xml:space="preserve">5-3. Facts Confirmed from the Business License</w:t>
+      </w:r>
+    </w:p>
+    <w:p>
+      <w:pPr>
+        <w:pStyle w:val="ListParagraph"/>
+        <w:numPr>
+          <w:ilvl w:val="0"/>
+          <w:numId w:val="6"/>
+        </w:numPr>
+        <w:spacing w:after="60"/>
+      </w:pPr>
+      <w:r>
+        <w:rPr>
+          <w:sz w:val="20"/>
+          <w:szCs w:val="20"/>
+        </w:rPr>
+        <w:t xml:space="preserve">Unified Social Credit Code 91370832MA3C4K5D8Q — matches the code on the ISO certificate.</w:t>
+      </w:r>
+    </w:p>
+    <w:p>
+      <w:pPr>
+        <w:pStyle w:val="ListParagraph"/>
+        <w:numPr>
+          <w:ilvl w:val="0"/>
+          <w:numId w:val="6"/>
+        </w:numPr>
+        <w:spacing w:after="60"/>
+      </w:pPr>
+      <w:r>
+        <w:rPr>
+          <w:sz w:val="20"/>
+          <w:szCs w:val="20"/>
+        </w:rPr>
+        <w:t xml:space="preserve">Legal representative 艾广远 (Ai Guangyuan) — we have recorded our contact Lawrence as "方广远 (Fang Guangyuan)", a different surname. Reconfirm Lawrence’s exact name and title to establish who holds signing authority.</w:t>
+      </w:r>
+    </w:p>
+    <w:p>
+      <w:pPr>
+        <w:pStyle w:val="ListParagraph"/>
+        <w:numPr>
+          <w:ilvl w:val="0"/>
+          <w:numId w:val="6"/>
+        </w:numPr>
+        <w:spacing w:after="60"/>
+      </w:pPr>
+      <w:r>
+        <w:rPr>
+          <w:sz w:val="20"/>
+          <w:szCs w:val="20"/>
+        </w:rPr>
+        <w:t xml:space="preserve">Registered capital 21 million CNY for the Botong entity — the 50/70 million CNY figures on the website refer to the parent group. Use the business license figure in submissions.</w:t>
+      </w:r>
+    </w:p>
+    <w:p>
+      <w:pPr>
+        <w:pStyle w:val="ListParagraph"/>
+        <w:numPr>
+          <w:ilvl w:val="0"/>
+          <w:numId w:val="6"/>
+        </w:numPr>
+        <w:spacing w:after="60"/>
+      </w:pPr>
+      <w:r>
+        <w:rPr>
+          <w:sz w:val="20"/>
+          <w:szCs w:val="20"/>
+        </w:rPr>
+        <w:t xml:space="preserve">Business scope: processing and sale of aluminum profiles and products 【铝型材及制品加工、销售】; the remaining entries are steel products. There is no mention of cold drawing 【冷拔】 or seamless tube 【无缝管】 for aluminum.</w:t>
+      </w:r>
+    </w:p>
+    <w:p>
+      <w:pPr>
+        <w:pStyle w:val="ListParagraph"/>
+        <w:numPr>
+          <w:ilvl w:val="0"/>
+          <w:numId w:val="6"/>
+        </w:numPr>
+        <w:spacing w:after="60"/>
+      </w:pPr>
+      <w:r>
+        <w:rPr>
+          <w:sz w:val="20"/>
+          <w:szCs w:val="20"/>
+        </w:rPr>
+        <w:t xml:space="preserve">The term “products” in the scope can be read broadly, so the licence alone does not prove tube production is excluded. However, combined with the ISO scope being limited to “Aluminum profile processing”, the 6061-T6 cold drawn seamless tube we require may fall outside Botong’s certified scope. This aligns with the assessment that φ450·φ460 are externally sourced and applies equally to Group A·B — verify cold-drawing equipment on site during the visit.</w:t>
+      </w:r>
+    </w:p>
+    <w:p>
+      <w:pPr>
+        <w:pStyle w:val="Heading2"/>
+        <w:spacing w:after="100" w:before="220"/>
+      </w:pPr>
+      <w:r>
+        <w:rPr>
+          <w:b/>
+          <w:bCs/>
+          <w:color w:val="5A9A96"/>
+          <w:sz w:val="22"/>
+          <w:szCs w:val="22"/>
+        </w:rPr>
+        <w:t xml:space="preserve">5-4. Documents Still Not Received</w:t>
+      </w:r>
+    </w:p>
+    <w:p>
+      <w:pPr>
+        <w:spacing w:after="80"/>
+      </w:pPr>
+      <w:r>
+        <w:rPr>
           <w:b w:val="false"/>
           <w:bCs w:val="false"/>
           <w:sz w:val="20"/>
           <w:szCs w:val="20"/>
         </w:rPr>
-        <w:t xml:space="preserve">Company profile in English — history, organization, equipment list, production capacity</w:t>
+        <w:t xml:space="preserve">MTC (mill test certificate), dimensional &amp; roundness inspection report, English company profile, export qualification (foreign trade operator registration), bank account details, export product quality license, and factory/equipment photos — none received to date.</w:t>
+      </w:r>
+    </w:p>
+    <w:p>
+      <w:pPr>
+        <w:pStyle w:val="Heading1"/>
+        <w:pBdr>
+          <w:bottom w:val="single" w:color="5A9A96" w:sz="4"/>
+        </w:pBdr>
+        <w:spacing w:after="140" w:before="340"/>
+      </w:pPr>
+      <w:r>
+        <w:rPr>
+          <w:b/>
+          <w:bCs/>
+          <w:color w:val="2E5878"/>
+          <w:sz w:val="26"/>
+          <w:szCs w:val="26"/>
+        </w:rPr>
+        <w:t xml:space="preserve">6. Document Checklist — Requests to Botong (for JS Tech / JSM Tech submission)</w:t>
+      </w:r>
+    </w:p>
+    <w:p>
+      <w:pPr>
+        <w:pStyle w:val="Heading2"/>
+        <w:spacing w:after="100" w:before="220"/>
+      </w:pPr>
+      <w:r>
+        <w:rPr>
+          <w:b/>
+          <w:bCs/>
+          <w:color w:val="5A9A96"/>
+          <w:sz w:val="22"/>
+          <w:szCs w:val="22"/>
+        </w:rPr>
+        <w:t xml:space="preserve">A. Company Documents (supplier registration &amp; audit)</w:t>
+      </w:r>
+    </w:p>
+    <w:p>
+      <w:pPr>
+        <w:pStyle w:val="ListParagraph"/>
+        <w:numPr>
+          <w:ilvl w:val="0"/>
+          <w:numId w:val="7"/>
+        </w:numPr>
+        <w:spacing w:after="60"/>
+      </w:pPr>
+      <w:r>
+        <w:rPr>
+          <w:b w:val="false"/>
+          <w:bCs w:val="false"/>
+          <w:sz w:val="20"/>
+          <w:szCs w:val="20"/>
+        </w:rPr>
+        <w:t xml:space="preserve">Business License copy — with Unified Social Credit Code</w:t>
       </w:r>
       <w:r>
         <w:rPr>
@@ -5489,7 +7407,7 @@
           <w:sz w:val="20"/>
           <w:szCs w:val="20"/>
         </w:rPr>
-        <w:t xml:space="preserve">   【英文版公司简介 — 发展历程、组织架构、设备清单、产能】</w:t>
+        <w:t xml:space="preserve">   【营业执照复印件，含统一社会信用代码】</w:t>
       </w:r>
     </w:p>
     <w:p>
@@ -5497,7 +7415,7 @@
         <w:pStyle w:val="ListParagraph"/>
         <w:numPr>
           <w:ilvl w:val="0"/>
-          <w:numId w:val="4"/>
+          <w:numId w:val="7"/>
         </w:numPr>
         <w:spacing w:after="60"/>
       </w:pPr>
@@ -5508,7 +7426,7 @@
           <w:sz w:val="20"/>
           <w:szCs w:val="20"/>
         </w:rPr>
-        <w:t xml:space="preserve">Factory &amp; equipment photos and production line specifications (incl. press tonnage, drawing equipment)</w:t>
+        <w:t xml:space="preserve">Company profile in English — history, organization, equipment list, production capacity</w:t>
       </w:r>
       <w:r>
         <w:rPr>
@@ -5518,7 +7436,7 @@
           <w:sz w:val="20"/>
           <w:szCs w:val="20"/>
         </w:rPr>
-        <w:t xml:space="preserve">   【工厂及设备照片、生产线规格（含压机吨位、拉拔设备）】</w:t>
+        <w:t xml:space="preserve">   【英文版公司简介 — 发展历程、组织架构、设备清单、产能】</w:t>
       </w:r>
     </w:p>
     <w:p>
@@ -5526,7 +7444,7 @@
         <w:pStyle w:val="ListParagraph"/>
         <w:numPr>
           <w:ilvl w:val="0"/>
-          <w:numId w:val="4"/>
+          <w:numId w:val="7"/>
         </w:numPr>
         <w:spacing w:after="60"/>
       </w:pPr>
@@ -5537,7 +7455,7 @@
           <w:sz w:val="20"/>
           <w:szCs w:val="20"/>
         </w:rPr>
-        <w:t xml:space="preserve">Export qualification documents (foreign trade operator registration, etc.)</w:t>
+        <w:t xml:space="preserve">Factory &amp; equipment photos and production line specifications (incl. press tonnage, drawing equipment)</w:t>
       </w:r>
       <w:r>
         <w:rPr>
@@ -5547,7 +7465,7 @@
           <w:sz w:val="20"/>
           <w:szCs w:val="20"/>
         </w:rPr>
-        <w:t xml:space="preserve">   【出口资质文件（对外贸易经营者备案登记等）】</w:t>
+        <w:t xml:space="preserve">   【工厂及设备照片、生产线规格（含压机吨位、拉拔设备）】</w:t>
       </w:r>
     </w:p>
     <w:p>
@@ -5555,7 +7473,36 @@
         <w:pStyle w:val="ListParagraph"/>
         <w:numPr>
           <w:ilvl w:val="0"/>
-          <w:numId w:val="4"/>
+          <w:numId w:val="7"/>
+        </w:numPr>
+        <w:spacing w:after="60"/>
+      </w:pPr>
+      <w:r>
+        <w:rPr>
+          <w:b w:val="false"/>
+          <w:bCs w:val="false"/>
+          <w:sz w:val="20"/>
+          <w:szCs w:val="20"/>
+        </w:rPr>
+        <w:t xml:space="preserve">Export qualification documents (foreign trade operator registration, etc.)</w:t>
+      </w:r>
+      <w:r>
+        <w:rPr>
+          <w:b w:val="false"/>
+          <w:bCs w:val="false"/>
+          <w:color w:val="8A5A2E"/>
+          <w:sz w:val="20"/>
+          <w:szCs w:val="20"/>
+        </w:rPr>
+        <w:t xml:space="preserve">   【出口资质文件（对外贸易经营者备案登记等）】</w:t>
+      </w:r>
+    </w:p>
+    <w:p>
+      <w:pPr>
+        <w:pStyle w:val="ListParagraph"/>
+        <w:numPr>
+          <w:ilvl w:val="0"/>
+          <w:numId w:val="7"/>
         </w:numPr>
         <w:spacing w:after="60"/>
       </w:pPr>
@@ -5642,7 +7589,7 @@
         <w:pStyle w:val="ListParagraph"/>
         <w:numPr>
           <w:ilvl w:val="0"/>
-          <w:numId w:val="4"/>
+          <w:numId w:val="7"/>
         </w:numPr>
         <w:spacing w:after="60"/>
       </w:pPr>
@@ -5671,7 +7618,7 @@
         <w:pStyle w:val="ListParagraph"/>
         <w:numPr>
           <w:ilvl w:val="0"/>
-          <w:numId w:val="4"/>
+          <w:numId w:val="7"/>
         </w:numPr>
         <w:spacing w:after="60"/>
       </w:pPr>
@@ -5700,7 +7647,7 @@
         <w:pStyle w:val="ListParagraph"/>
         <w:numPr>
           <w:ilvl w:val="0"/>
-          <w:numId w:val="4"/>
+          <w:numId w:val="7"/>
         </w:numPr>
         <w:spacing w:after="60"/>
       </w:pPr>
@@ -5729,7 +7676,7 @@
         <w:pStyle w:val="ListParagraph"/>
         <w:numPr>
           <w:ilvl w:val="0"/>
-          <w:numId w:val="4"/>
+          <w:numId w:val="7"/>
         </w:numPr>
         <w:spacing w:after="60"/>
       </w:pPr>
@@ -5774,7 +7721,7 @@
         <w:pStyle w:val="ListParagraph"/>
         <w:numPr>
           <w:ilvl w:val="0"/>
-          <w:numId w:val="4"/>
+          <w:numId w:val="7"/>
         </w:numPr>
         <w:spacing w:after="60"/>
       </w:pPr>
@@ -5819,7 +7766,7 @@
         <w:pStyle w:val="ListParagraph"/>
         <w:numPr>
           <w:ilvl w:val="0"/>
-          <w:numId w:val="4"/>
+          <w:numId w:val="7"/>
         </w:numPr>
         <w:spacing w:after="60"/>
       </w:pPr>
@@ -5848,7 +7795,7 @@
         <w:pStyle w:val="ListParagraph"/>
         <w:numPr>
           <w:ilvl w:val="0"/>
-          <w:numId w:val="4"/>
+          <w:numId w:val="7"/>
         </w:numPr>
         <w:spacing w:after="60"/>
       </w:pPr>
@@ -5893,7 +7840,7 @@
         <w:pStyle w:val="ListParagraph"/>
         <w:numPr>
           <w:ilvl w:val="0"/>
-          <w:numId w:val="4"/>
+          <w:numId w:val="7"/>
         </w:numPr>
         <w:spacing w:after="60"/>
       </w:pPr>
@@ -5922,7 +7869,7 @@
         <w:pStyle w:val="ListParagraph"/>
         <w:numPr>
           <w:ilvl w:val="0"/>
-          <w:numId w:val="4"/>
+          <w:numId w:val="7"/>
         </w:numPr>
         <w:spacing w:after="60"/>
       </w:pPr>
@@ -5951,7 +7898,7 @@
         <w:pStyle w:val="ListParagraph"/>
         <w:numPr>
           <w:ilvl w:val="0"/>
-          <w:numId w:val="4"/>
+          <w:numId w:val="7"/>
         </w:numPr>
         <w:spacing w:after="60"/>
       </w:pPr>
@@ -5980,7 +7927,7 @@
         <w:pStyle w:val="ListParagraph"/>
         <w:numPr>
           <w:ilvl w:val="0"/>
-          <w:numId w:val="4"/>
+          <w:numId w:val="7"/>
         </w:numPr>
         <w:spacing w:after="60"/>
       </w:pPr>
@@ -6020,7 +7967,7 @@
           <w:sz w:val="26"/>
           <w:szCs w:val="26"/>
         </w:rPr>
-        <w:t xml:space="preserve">6. Open Items (to confirm during discussions)</w:t>
+        <w:t xml:space="preserve">7. Open Items (to confirm during discussions)</w:t>
       </w:r>
     </w:p>
     <w:p>
@@ -6028,7 +7975,7 @@
         <w:pStyle w:val="ListParagraph"/>
         <w:numPr>
           <w:ilvl w:val="0"/>
-          <w:numId w:val="5"/>
+          <w:numId w:val="8"/>
         </w:numPr>
         <w:spacing w:after="60"/>
       </w:pPr>
@@ -6045,7 +7992,7 @@
         <w:pStyle w:val="ListParagraph"/>
         <w:numPr>
           <w:ilvl w:val="0"/>
-          <w:numId w:val="5"/>
+          <w:numId w:val="8"/>
         </w:numPr>
         <w:spacing w:after="60"/>
       </w:pPr>
@@ -6062,7 +8009,7 @@
         <w:pStyle w:val="ListParagraph"/>
         <w:numPr>
           <w:ilvl w:val="0"/>
-          <w:numId w:val="5"/>
+          <w:numId w:val="8"/>
         </w:numPr>
         <w:spacing w:after="60"/>
       </w:pPr>
@@ -6079,7 +8026,7 @@
         <w:pStyle w:val="ListParagraph"/>
         <w:numPr>
           <w:ilvl w:val="0"/>
-          <w:numId w:val="5"/>
+          <w:numId w:val="8"/>
         </w:numPr>
         <w:spacing w:after="60"/>
       </w:pPr>
@@ -6096,7 +8043,7 @@
         <w:pStyle w:val="ListParagraph"/>
         <w:numPr>
           <w:ilvl w:val="0"/>
-          <w:numId w:val="5"/>
+          <w:numId w:val="8"/>
         </w:numPr>
         <w:spacing w:after="60"/>
       </w:pPr>
@@ -6113,7 +8060,7 @@
         <w:pStyle w:val="ListParagraph"/>
         <w:numPr>
           <w:ilvl w:val="0"/>
-          <w:numId w:val="5"/>
+          <w:numId w:val="8"/>
         </w:numPr>
         <w:spacing w:after="60"/>
       </w:pPr>
@@ -6130,7 +8077,7 @@
         <w:pStyle w:val="ListParagraph"/>
         <w:numPr>
           <w:ilvl w:val="0"/>
-          <w:numId w:val="5"/>
+          <w:numId w:val="8"/>
         </w:numPr>
         <w:spacing w:after="60"/>
       </w:pPr>
@@ -6158,7 +8105,7 @@
           <w:sz w:val="26"/>
           <w:szCs w:val="26"/>
         </w:rPr>
-        <w:t xml:space="preserve">7. Technical Review (DOHO internal assessment)</w:t>
+        <w:t xml:space="preserve">8. Technical Review (DOHO internal assessment)</w:t>
       </w:r>
     </w:p>
     <w:p>
@@ -6166,7 +8113,7 @@
         <w:pStyle w:val="ListParagraph"/>
         <w:numPr>
           <w:ilvl w:val="0"/>
-          <w:numId w:val="6"/>
+          <w:numId w:val="9"/>
         </w:numPr>
         <w:spacing w:after="60"/>
       </w:pPr>
@@ -6183,7 +8130,7 @@
         <w:pStyle w:val="ListParagraph"/>
         <w:numPr>
           <w:ilvl w:val="0"/>
-          <w:numId w:val="6"/>
+          <w:numId w:val="9"/>
         </w:numPr>
         <w:spacing w:after="60"/>
       </w:pPr>
@@ -6200,7 +8147,7 @@
         <w:pStyle w:val="ListParagraph"/>
         <w:numPr>
           <w:ilvl w:val="0"/>
-          <w:numId w:val="6"/>
+          <w:numId w:val="9"/>
         </w:numPr>
         <w:spacing w:after="60"/>
       </w:pPr>
@@ -6217,7 +8164,7 @@
         <w:pStyle w:val="ListParagraph"/>
         <w:numPr>
           <w:ilvl w:val="0"/>
-          <w:numId w:val="6"/>
+          <w:numId w:val="9"/>
         </w:numPr>
         <w:spacing w:after="60"/>
       </w:pPr>
@@ -6234,7 +8181,7 @@
         <w:pStyle w:val="ListParagraph"/>
         <w:numPr>
           <w:ilvl w:val="0"/>
-          <w:numId w:val="6"/>
+          <w:numId w:val="9"/>
         </w:numPr>
         <w:spacing w:after="60"/>
       </w:pPr>
@@ -6469,6 +8416,42 @@
     </w:lvl>
   </w:abstractNum>
   <w:abstractNum w:abstractNumId="6" w15:restartNumberingAfterBreak="0">
+    <w:multiLevelType w:val="hybridMultilevel"/>
+    <w:lvl w:ilvl="0" w15:tentative="1">
+      <w:start w:val="1"/>
+      <w:numFmt w:val="decimal"/>
+      <w:lvlText w:val="%1."/>
+      <w:lvlJc w:val="start"/>
+      <w:pPr>
+        <w:ind w:left="720" w:hanging="360"/>
+      </w:pPr>
+    </w:lvl>
+  </w:abstractNum>
+  <w:abstractNum w:abstractNumId="7" w15:restartNumberingAfterBreak="0">
+    <w:multiLevelType w:val="hybridMultilevel"/>
+    <w:lvl w:ilvl="0" w15:tentative="1">
+      <w:start w:val="1"/>
+      <w:numFmt w:val="decimal"/>
+      <w:lvlText w:val="%1."/>
+      <w:lvlJc w:val="start"/>
+      <w:pPr>
+        <w:ind w:left="720" w:hanging="360"/>
+      </w:pPr>
+    </w:lvl>
+  </w:abstractNum>
+  <w:abstractNum w:abstractNumId="8" w15:restartNumberingAfterBreak="0">
+    <w:multiLevelType w:val="hybridMultilevel"/>
+    <w:lvl w:ilvl="0" w15:tentative="1">
+      <w:start w:val="1"/>
+      <w:numFmt w:val="decimal"/>
+      <w:lvlText w:val="%1."/>
+      <w:lvlJc w:val="start"/>
+      <w:pPr>
+        <w:ind w:left="720" w:hanging="360"/>
+      </w:pPr>
+    </w:lvl>
+  </w:abstractNum>
+  <w:abstractNum w:abstractNumId="9" w15:restartNumberingAfterBreak="0">
     <w:multiLevelType w:val="hybridMultilevel"/>
     <w:lvl w:ilvl="0" w15:tentative="1">
       <w:start w:val="1"/>
@@ -6499,18 +8482,36 @@
     </w:lvlOverride>
   </w:num>
   <w:num w:numId="4">
+    <w:abstractNumId w:val="7"/>
+    <w:lvlOverride w:ilvl="0">
+      <w:startOverride w:val="1"/>
+    </w:lvlOverride>
+  </w:num>
+  <w:num w:numId="5">
+    <w:abstractNumId w:val="8"/>
+    <w:lvlOverride w:ilvl="0">
+      <w:startOverride w:val="1"/>
+    </w:lvlOverride>
+  </w:num>
+  <w:num w:numId="6">
+    <w:abstractNumId w:val="9"/>
+    <w:lvlOverride w:ilvl="0">
+      <w:startOverride w:val="1"/>
+    </w:lvlOverride>
+  </w:num>
+  <w:num w:numId="7">
     <w:abstractNumId w:val="2"/>
     <w:lvlOverride w:ilvl="0">
       <w:startOverride w:val="1"/>
     </w:lvlOverride>
   </w:num>
-  <w:num w:numId="5">
+  <w:num w:numId="8">
     <w:abstractNumId w:val="4"/>
     <w:lvlOverride w:ilvl="0">
       <w:startOverride w:val="1"/>
     </w:lvlOverride>
   </w:num>
-  <w:num w:numId="6">
+  <w:num w:numId="9">
     <w:abstractNumId w:val="5"/>
     <w:lvlOverride w:ilvl="0">
       <w:startOverride w:val="1"/>

--- a/docs/shandong-botong/Botong_Supplier_Dossier_EN.docx
+++ b/docs/shandong-botong/Botong_Supplier_Dossier_EN.docx
@@ -2067,7 +2067,7 @@
                 <w:sz w:val="19"/>
                 <w:szCs w:val="19"/>
               </w:rPr>
-              <w:t xml:space="preserve">Documents received from Mr. Lawrence — business license, ISO 9001, SGS Gold Plus, CE (RoHS) certificate, two quotations, postdoctoral base plaque photo (validity check in section 5)</w:t>
+              <w:t xml:space="preserve">Documents received from Mr. Lawrence — business license, ISO 9001, SGS Gold Plus, CE (RoHS) certificate, two quotations, postdoctoral base plaque photo, one MTC (validity check in section 5)</w:t>
             </w:r>
           </w:p>
         </w:tc>
@@ -6708,6 +6708,112 @@
           </w:p>
         </w:tc>
       </w:tr>
+      <w:tr>
+        <w:tc>
+          <w:tcPr>
+            <w:tcW w:type="dxa" w:w="2600"/>
+            <w:tcMar>
+              <w:top w:type="dxa" w:w="60"/>
+              <w:left w:type="dxa" w:w="100"/>
+              <w:bottom w:type="dxa" w:w="60"/>
+              <w:right w:type="dxa" w:w="100"/>
+            </w:tcMar>
+            <w:vAlign w:val="center"/>
+          </w:tcPr>
+          <w:p>
+            <w:pPr>
+              <w:spacing w:after="0"/>
+            </w:pPr>
+            <w:r>
+              <w:rPr>
+                <w:b w:val="false"/>
+                <w:bCs w:val="false"/>
+                <w:sz w:val="19"/>
+                <w:szCs w:val="19"/>
+              </w:rPr>
+              <w:t xml:space="preserve">MTC  【材料质量证明书】</w:t>
+            </w:r>
+          </w:p>
+        </w:tc>
+        <w:tc>
+          <w:tcPr>
+            <w:tcW w:type="dxa" w:w="2000"/>
+            <w:tcMar>
+              <w:top w:type="dxa" w:w="60"/>
+              <w:left w:type="dxa" w:w="100"/>
+              <w:bottom w:type="dxa" w:w="60"/>
+              <w:right w:type="dxa" w:w="100"/>
+            </w:tcMar>
+            <w:vAlign w:val="center"/>
+          </w:tcPr>
+          <w:p>
+            <w:pPr>
+              <w:spacing w:after="0"/>
+            </w:pPr>
+            <w:r>
+              <w:rPr>
+                <w:b w:val="false"/>
+                <w:bCs w:val="false"/>
+                <w:sz w:val="19"/>
+                <w:szCs w:val="19"/>
+              </w:rPr>
+              <w:t xml:space="preserve">Lot XK-000-2026-01-16-0011</w:t>
+            </w:r>
+          </w:p>
+        </w:tc>
+        <w:tc>
+          <w:tcPr>
+            <w:tcW w:type="dxa" w:w="1600"/>
+            <w:tcMar>
+              <w:top w:type="dxa" w:w="60"/>
+              <w:left w:type="dxa" w:w="100"/>
+              <w:bottom w:type="dxa" w:w="60"/>
+              <w:right w:type="dxa" w:w="100"/>
+            </w:tcMar>
+            <w:vAlign w:val="center"/>
+          </w:tcPr>
+          <w:p>
+            <w:pPr>
+              <w:spacing w:after="0"/>
+            </w:pPr>
+            <w:r>
+              <w:rPr>
+                <w:b w:val="false"/>
+                <w:bCs w:val="false"/>
+                <w:sz w:val="19"/>
+                <w:szCs w:val="19"/>
+              </w:rPr>
+              <w:t xml:space="preserve">insp. 2026-03-11</w:t>
+            </w:r>
+          </w:p>
+        </w:tc>
+        <w:tc>
+          <w:tcPr>
+            <w:tcW w:type="dxa" w:w="3106"/>
+            <w:tcMar>
+              <w:top w:type="dxa" w:w="60"/>
+              <w:left w:type="dxa" w:w="100"/>
+              <w:bottom w:type="dxa" w:w="60"/>
+              <w:right w:type="dxa" w:w="100"/>
+            </w:tcMar>
+            <w:vAlign w:val="center"/>
+          </w:tcPr>
+          <w:p>
+            <w:pPr>
+              <w:spacing w:after="0"/>
+            </w:pPr>
+            <w:r>
+              <w:rPr>
+                <w:b w:val="false"/>
+                <w:bCs w:val="false"/>
+                <w:sz w:val="19"/>
+                <w:szCs w:val="19"/>
+              </w:rPr>
+              <w:t xml:space="preserve">Covers a 450×30×800 lot — not usable for our 3,000 mm order (5-4)</w:t>
+            </w:r>
+          </w:p>
+        </w:tc>
+      </w:tr>
     </w:tbl>
     <w:p>
       <w:pPr>
@@ -7329,7 +7435,7 @@
           <w:sz w:val="22"/>
           <w:szCs w:val="22"/>
         </w:rPr>
-        <w:t xml:space="preserve">5-4. Documents Still Not Received</w:t>
+        <w:t xml:space="preserve">5-4. Review of the MTC 【材料质量证明书】 — No Expiry Issue, but Not Usable for Our Order</w:t>
       </w:r>
     </w:p>
     <w:p>
@@ -7343,42 +7449,1165 @@
           <w:sz w:val="20"/>
           <w:szCs w:val="20"/>
         </w:rPr>
-        <w:t xml:space="preserve">MTC (mill test certificate), dimensional &amp; roundness inspection report, English company profile, export qualification (foreign trade operator registration), bank account details, export product quality license, and factory/equipment photos — none received to date.</w:t>
-      </w:r>
-    </w:p>
-    <w:p>
-      <w:pPr>
-        <w:pStyle w:val="Heading1"/>
-        <w:pBdr>
-          <w:bottom w:val="single" w:color="5A9A96" w:sz="4"/>
-        </w:pBdr>
-        <w:spacing w:after="140" w:before="340"/>
+        <w:t xml:space="preserve">The MTC received covers lot XK-000-2026-01-16-0011, inspected 2026-03-11. Unlike a certificate it has no expiry, but it cannot serve as the quality basis for our order for the reasons below.</w:t>
+      </w:r>
+    </w:p>
+    <w:tbl>
+      <w:tblPr>
+        <w:tblW w:type="dxa" w:w="9306"/>
+        <w:tblBorders>
+          <w:top w:val="single" w:color="auto" w:sz="4"/>
+          <w:left w:val="single" w:color="auto" w:sz="4"/>
+          <w:bottom w:val="single" w:color="auto" w:sz="4"/>
+          <w:right w:val="single" w:color="auto" w:sz="4"/>
+          <w:insideH w:val="single" w:color="auto" w:sz="4"/>
+          <w:insideV w:val="single" w:color="auto" w:sz="4"/>
+        </w:tblBorders>
+      </w:tblPr>
+      <w:tblGrid>
+        <w:gridCol w:w="2600"/>
+        <w:gridCol w:w="3400"/>
+        <w:gridCol w:w="3306"/>
+      </w:tblGrid>
+      <w:tr>
+        <w:tc>
+          <w:tcPr>
+            <w:tcW w:type="dxa" w:w="2600"/>
+            <w:shd w:fill="E4EEF1" w:val="clear"/>
+            <w:tcMar>
+              <w:top w:type="dxa" w:w="60"/>
+              <w:left w:type="dxa" w:w="100"/>
+              <w:bottom w:type="dxa" w:w="60"/>
+              <w:right w:type="dxa" w:w="100"/>
+            </w:tcMar>
+            <w:vAlign w:val="center"/>
+          </w:tcPr>
+          <w:p>
+            <w:pPr>
+              <w:spacing w:after="0"/>
+            </w:pPr>
+            <w:r>
+              <w:rPr>
+                <w:b/>
+                <w:bCs/>
+                <w:color w:val="2E5878"/>
+                <w:sz w:val="19"/>
+                <w:szCs w:val="19"/>
+              </w:rPr>
+              <w:t xml:space="preserve">Item</w:t>
+            </w:r>
+          </w:p>
+        </w:tc>
+        <w:tc>
+          <w:tcPr>
+            <w:tcW w:type="dxa" w:w="3400"/>
+            <w:shd w:fill="E4EEF1" w:val="clear"/>
+            <w:tcMar>
+              <w:top w:type="dxa" w:w="60"/>
+              <w:left w:type="dxa" w:w="100"/>
+              <w:bottom w:type="dxa" w:w="60"/>
+              <w:right w:type="dxa" w:w="100"/>
+            </w:tcMar>
+            <w:vAlign w:val="center"/>
+          </w:tcPr>
+          <w:p>
+            <w:pPr>
+              <w:spacing w:after="0"/>
+            </w:pPr>
+            <w:r>
+              <w:rPr>
+                <w:b/>
+                <w:bCs/>
+                <w:color w:val="2E5878"/>
+                <w:sz w:val="19"/>
+                <w:szCs w:val="19"/>
+              </w:rPr>
+              <w:t xml:space="preserve">As stated</w:t>
+            </w:r>
+          </w:p>
+        </w:tc>
+        <w:tc>
+          <w:tcPr>
+            <w:tcW w:type="dxa" w:w="3306"/>
+            <w:shd w:fill="E4EEF1" w:val="clear"/>
+            <w:tcMar>
+              <w:top w:type="dxa" w:w="60"/>
+              <w:left w:type="dxa" w:w="100"/>
+              <w:bottom w:type="dxa" w:w="60"/>
+              <w:right w:type="dxa" w:w="100"/>
+            </w:tcMar>
+            <w:vAlign w:val="center"/>
+          </w:tcPr>
+          <w:p>
+            <w:pPr>
+              <w:spacing w:after="0"/>
+            </w:pPr>
+            <w:r>
+              <w:rPr>
+                <w:b/>
+                <w:bCs/>
+                <w:color w:val="2E5878"/>
+                <w:sz w:val="19"/>
+                <w:szCs w:val="19"/>
+              </w:rPr>
+              <w:t xml:space="preserve">Assessment</w:t>
+            </w:r>
+          </w:p>
+        </w:tc>
+      </w:tr>
+      <w:tr>
+        <w:tc>
+          <w:tcPr>
+            <w:tcW w:type="dxa" w:w="2600"/>
+            <w:tcMar>
+              <w:top w:type="dxa" w:w="60"/>
+              <w:left w:type="dxa" w:w="100"/>
+              <w:bottom w:type="dxa" w:w="60"/>
+              <w:right w:type="dxa" w:w="100"/>
+            </w:tcMar>
+            <w:vAlign w:val="center"/>
+          </w:tcPr>
+          <w:p>
+            <w:pPr>
+              <w:spacing w:after="0"/>
+            </w:pPr>
+            <w:r>
+              <w:rPr>
+                <w:b w:val="false"/>
+                <w:bCs w:val="false"/>
+                <w:sz w:val="19"/>
+                <w:szCs w:val="19"/>
+              </w:rPr>
+              <w:t xml:space="preserve">Specification</w:t>
+            </w:r>
+          </w:p>
+        </w:tc>
+        <w:tc>
+          <w:tcPr>
+            <w:tcW w:type="dxa" w:w="3400"/>
+            <w:tcMar>
+              <w:top w:type="dxa" w:w="60"/>
+              <w:left w:type="dxa" w:w="100"/>
+              <w:bottom w:type="dxa" w:w="60"/>
+              <w:right w:type="dxa" w:w="100"/>
+            </w:tcMar>
+            <w:vAlign w:val="center"/>
+          </w:tcPr>
+          <w:p>
+            <w:pPr>
+              <w:spacing w:after="0"/>
+            </w:pPr>
+            <w:r>
+              <w:rPr>
+                <w:b w:val="false"/>
+                <w:bCs w:val="false"/>
+                <w:sz w:val="19"/>
+                <w:szCs w:val="19"/>
+              </w:rPr>
+              <w:t xml:space="preserve">450 × 30 × 800, qty 200 pcs</w:t>
+            </w:r>
+          </w:p>
+        </w:tc>
+        <w:tc>
+          <w:tcPr>
+            <w:tcW w:type="dxa" w:w="3306"/>
+            <w:tcMar>
+              <w:top w:type="dxa" w:w="60"/>
+              <w:left w:type="dxa" w:w="100"/>
+              <w:bottom w:type="dxa" w:w="60"/>
+              <w:right w:type="dxa" w:w="100"/>
+            </w:tcMar>
+            <w:vAlign w:val="center"/>
+          </w:tcPr>
+          <w:p>
+            <w:pPr>
+              <w:spacing w:after="0"/>
+            </w:pPr>
+            <w:r>
+              <w:rPr>
+                <w:b w:val="false"/>
+                <w:bCs w:val="false"/>
+                <w:sz w:val="19"/>
+                <w:szCs w:val="19"/>
+              </w:rPr>
+              <w:t xml:space="preserve">We require 3,000 mm — this covers a different product</w:t>
+            </w:r>
+          </w:p>
+        </w:tc>
+      </w:tr>
+      <w:tr>
+        <w:tc>
+          <w:tcPr>
+            <w:tcW w:type="dxa" w:w="2600"/>
+            <w:tcMar>
+              <w:top w:type="dxa" w:w="60"/>
+              <w:left w:type="dxa" w:w="100"/>
+              <w:bottom w:type="dxa" w:w="60"/>
+              <w:right w:type="dxa" w:w="100"/>
+            </w:tcMar>
+            <w:vAlign w:val="center"/>
+          </w:tcPr>
+          <w:p>
+            <w:pPr>
+              <w:spacing w:after="0"/>
+            </w:pPr>
+            <w:r>
+              <w:rPr>
+                <w:b w:val="false"/>
+                <w:bCs w:val="false"/>
+                <w:sz w:val="19"/>
+                <w:szCs w:val="19"/>
+              </w:rPr>
+              <w:t xml:space="preserve">Standard applied</w:t>
+            </w:r>
+          </w:p>
+        </w:tc>
+        <w:tc>
+          <w:tcPr>
+            <w:tcW w:type="dxa" w:w="3400"/>
+            <w:tcMar>
+              <w:top w:type="dxa" w:w="60"/>
+              <w:left w:type="dxa" w:w="100"/>
+              <w:bottom w:type="dxa" w:w="60"/>
+              <w:right w:type="dxa" w:w="100"/>
+            </w:tcMar>
+            <w:vAlign w:val="center"/>
+          </w:tcPr>
+          <w:p>
+            <w:pPr>
+              <w:spacing w:after="0"/>
+            </w:pPr>
+            <w:r>
+              <w:rPr>
+                <w:b w:val="false"/>
+                <w:bCs w:val="false"/>
+                <w:sz w:val="19"/>
+                <w:szCs w:val="19"/>
+              </w:rPr>
+              <w:t xml:space="preserve">GB/T 3190-2020</w:t>
+            </w:r>
+          </w:p>
+        </w:tc>
+        <w:tc>
+          <w:tcPr>
+            <w:tcW w:type="dxa" w:w="3306"/>
+            <w:tcMar>
+              <w:top w:type="dxa" w:w="60"/>
+              <w:left w:type="dxa" w:w="100"/>
+              <w:bottom w:type="dxa" w:w="60"/>
+              <w:right w:type="dxa" w:w="100"/>
+            </w:tcMar>
+            <w:vAlign w:val="center"/>
+          </w:tcPr>
+          <w:p>
+            <w:pPr>
+              <w:spacing w:after="0"/>
+            </w:pPr>
+            <w:r>
+              <w:rPr>
+                <w:b w:val="false"/>
+                <w:bCs w:val="false"/>
+                <w:sz w:val="19"/>
+                <w:szCs w:val="19"/>
+              </w:rPr>
+              <w:t xml:space="preserve">A chemical-composition standard, not a tube product standard</w:t>
+            </w:r>
+          </w:p>
+        </w:tc>
+      </w:tr>
+      <w:tr>
+        <w:tc>
+          <w:tcPr>
+            <w:tcW w:type="dxa" w:w="2600"/>
+            <w:tcMar>
+              <w:top w:type="dxa" w:w="60"/>
+              <w:left w:type="dxa" w:w="100"/>
+              <w:bottom w:type="dxa" w:w="60"/>
+              <w:right w:type="dxa" w:w="100"/>
+            </w:tcMar>
+            <w:vAlign w:val="center"/>
+          </w:tcPr>
+          <w:p>
+            <w:pPr>
+              <w:spacing w:after="0"/>
+            </w:pPr>
+            <w:r>
+              <w:rPr>
+                <w:b w:val="false"/>
+                <w:bCs w:val="false"/>
+                <w:sz w:val="19"/>
+                <w:szCs w:val="19"/>
+              </w:rPr>
+              <w:t xml:space="preserve">Chemical composition</w:t>
+            </w:r>
+          </w:p>
+        </w:tc>
+        <w:tc>
+          <w:tcPr>
+            <w:tcW w:type="dxa" w:w="3400"/>
+            <w:tcMar>
+              <w:top w:type="dxa" w:w="60"/>
+              <w:left w:type="dxa" w:w="100"/>
+              <w:bottom w:type="dxa" w:w="60"/>
+              <w:right w:type="dxa" w:w="100"/>
+            </w:tcMar>
+            <w:vAlign w:val="center"/>
+          </w:tcPr>
+          <w:p>
+            <w:pPr>
+              <w:spacing w:after="0"/>
+            </w:pPr>
+            <w:r>
+              <w:rPr>
+                <w:b w:val="false"/>
+                <w:bCs w:val="false"/>
+                <w:sz w:val="19"/>
+                <w:szCs w:val="19"/>
+              </w:rPr>
+              <w:t xml:space="preserve">Si 0.595 / Fe 0.235 / Cu 0.245 / Mn 0.091 / Mg 0.968 / Cr 0.105 / Ti 0.001 / Zn 0.085</w:t>
+            </w:r>
+          </w:p>
+        </w:tc>
+        <w:tc>
+          <w:tcPr>
+            <w:tcW w:type="dxa" w:w="3306"/>
+            <w:tcMar>
+              <w:top w:type="dxa" w:w="60"/>
+              <w:left w:type="dxa" w:w="100"/>
+              <w:bottom w:type="dxa" w:w="60"/>
+              <w:right w:type="dxa" w:w="100"/>
+            </w:tcMar>
+            <w:vAlign w:val="center"/>
+          </w:tcPr>
+          <w:p>
+            <w:pPr>
+              <w:spacing w:after="0"/>
+            </w:pPr>
+            <w:r>
+              <w:rPr>
+                <w:b w:val="false"/>
+                <w:bCs w:val="false"/>
+                <w:sz w:val="19"/>
+                <w:szCs w:val="19"/>
+              </w:rPr>
+              <w:t xml:space="preserve">All within 6061 limits — pass</w:t>
+            </w:r>
+          </w:p>
+        </w:tc>
+      </w:tr>
+      <w:tr>
+        <w:tc>
+          <w:tcPr>
+            <w:tcW w:type="dxa" w:w="2600"/>
+            <w:tcMar>
+              <w:top w:type="dxa" w:w="60"/>
+              <w:left w:type="dxa" w:w="100"/>
+              <w:bottom w:type="dxa" w:w="60"/>
+              <w:right w:type="dxa" w:w="100"/>
+            </w:tcMar>
+            <w:vAlign w:val="center"/>
+          </w:tcPr>
+          <w:p>
+            <w:pPr>
+              <w:spacing w:after="0"/>
+            </w:pPr>
+            <w:r>
+              <w:rPr>
+                <w:b w:val="false"/>
+                <w:bCs w:val="false"/>
+                <w:sz w:val="19"/>
+                <w:szCs w:val="19"/>
+              </w:rPr>
+              <w:t xml:space="preserve">Tensile strength</w:t>
+            </w:r>
+          </w:p>
+        </w:tc>
+        <w:tc>
+          <w:tcPr>
+            <w:tcW w:type="dxa" w:w="3400"/>
+            <w:tcMar>
+              <w:top w:type="dxa" w:w="60"/>
+              <w:left w:type="dxa" w:w="100"/>
+              <w:bottom w:type="dxa" w:w="60"/>
+              <w:right w:type="dxa" w:w="100"/>
+            </w:tcMar>
+            <w:vAlign w:val="center"/>
+          </w:tcPr>
+          <w:p>
+            <w:pPr>
+              <w:spacing w:after="0"/>
+            </w:pPr>
+            <w:r>
+              <w:rPr>
+                <w:b w:val="false"/>
+                <w:bCs w:val="false"/>
+                <w:sz w:val="19"/>
+                <w:szCs w:val="19"/>
+              </w:rPr>
+              <w:t xml:space="preserve">required ≥310 → measured 322 MPa</w:t>
+            </w:r>
+          </w:p>
+        </w:tc>
+        <w:tc>
+          <w:tcPr>
+            <w:tcW w:type="dxa" w:w="3306"/>
+            <w:tcMar>
+              <w:top w:type="dxa" w:w="60"/>
+              <w:left w:type="dxa" w:w="100"/>
+              <w:bottom w:type="dxa" w:w="60"/>
+              <w:right w:type="dxa" w:w="100"/>
+            </w:tcMar>
+            <w:vAlign w:val="center"/>
+          </w:tcPr>
+          <w:p>
+            <w:pPr>
+              <w:spacing w:after="0"/>
+            </w:pPr>
+            <w:r>
+              <w:rPr>
+                <w:b w:val="false"/>
+                <w:bCs w:val="false"/>
+                <w:sz w:val="19"/>
+                <w:szCs w:val="19"/>
+              </w:rPr>
+              <w:t xml:space="preserve">Pass</w:t>
+            </w:r>
+          </w:p>
+        </w:tc>
+      </w:tr>
+      <w:tr>
+        <w:tc>
+          <w:tcPr>
+            <w:tcW w:type="dxa" w:w="2600"/>
+            <w:tcMar>
+              <w:top w:type="dxa" w:w="60"/>
+              <w:left w:type="dxa" w:w="100"/>
+              <w:bottom w:type="dxa" w:w="60"/>
+              <w:right w:type="dxa" w:w="100"/>
+            </w:tcMar>
+            <w:vAlign w:val="center"/>
+          </w:tcPr>
+          <w:p>
+            <w:pPr>
+              <w:spacing w:after="0"/>
+            </w:pPr>
+            <w:r>
+              <w:rPr>
+                <w:b w:val="false"/>
+                <w:bCs w:val="false"/>
+                <w:sz w:val="19"/>
+                <w:szCs w:val="19"/>
+              </w:rPr>
+              <w:t xml:space="preserve">Yield strength</w:t>
+            </w:r>
+          </w:p>
+        </w:tc>
+        <w:tc>
+          <w:tcPr>
+            <w:tcW w:type="dxa" w:w="3400"/>
+            <w:tcMar>
+              <w:top w:type="dxa" w:w="60"/>
+              <w:left w:type="dxa" w:w="100"/>
+              <w:bottom w:type="dxa" w:w="60"/>
+              <w:right w:type="dxa" w:w="100"/>
+            </w:tcMar>
+            <w:vAlign w:val="center"/>
+          </w:tcPr>
+          <w:p>
+            <w:pPr>
+              <w:spacing w:after="0"/>
+            </w:pPr>
+            <w:r>
+              <w:rPr>
+                <w:b w:val="false"/>
+                <w:bCs w:val="false"/>
+                <w:sz w:val="19"/>
+                <w:szCs w:val="19"/>
+              </w:rPr>
+              <w:t xml:space="preserve">required ≥275 → measured 281 MPa</w:t>
+            </w:r>
+          </w:p>
+        </w:tc>
+        <w:tc>
+          <w:tcPr>
+            <w:tcW w:type="dxa" w:w="3306"/>
+            <w:tcMar>
+              <w:top w:type="dxa" w:w="60"/>
+              <w:left w:type="dxa" w:w="100"/>
+              <w:bottom w:type="dxa" w:w="60"/>
+              <w:right w:type="dxa" w:w="100"/>
+            </w:tcMar>
+            <w:vAlign w:val="center"/>
+          </w:tcPr>
+          <w:p>
+            <w:pPr>
+              <w:spacing w:after="0"/>
+            </w:pPr>
+            <w:r>
+              <w:rPr>
+                <w:b w:val="false"/>
+                <w:bCs w:val="false"/>
+                <w:sz w:val="19"/>
+                <w:szCs w:val="19"/>
+              </w:rPr>
+              <w:t xml:space="preserve">Pass</w:t>
+            </w:r>
+          </w:p>
+        </w:tc>
+      </w:tr>
+      <w:tr>
+        <w:tc>
+          <w:tcPr>
+            <w:tcW w:type="dxa" w:w="2600"/>
+            <w:tcMar>
+              <w:top w:type="dxa" w:w="60"/>
+              <w:left w:type="dxa" w:w="100"/>
+              <w:bottom w:type="dxa" w:w="60"/>
+              <w:right w:type="dxa" w:w="100"/>
+            </w:tcMar>
+            <w:vAlign w:val="center"/>
+          </w:tcPr>
+          <w:p>
+            <w:pPr>
+              <w:spacing w:after="0"/>
+            </w:pPr>
+            <w:r>
+              <w:rPr>
+                <w:b w:val="false"/>
+                <w:bCs w:val="false"/>
+                <w:sz w:val="19"/>
+                <w:szCs w:val="19"/>
+              </w:rPr>
+              <w:t xml:space="preserve">Elongation</w:t>
+            </w:r>
+          </w:p>
+        </w:tc>
+        <w:tc>
+          <w:tcPr>
+            <w:tcW w:type="dxa" w:w="3400"/>
+            <w:tcMar>
+              <w:top w:type="dxa" w:w="60"/>
+              <w:left w:type="dxa" w:w="100"/>
+              <w:bottom w:type="dxa" w:w="60"/>
+              <w:right w:type="dxa" w:w="100"/>
+            </w:tcMar>
+            <w:vAlign w:val="center"/>
+          </w:tcPr>
+          <w:p>
+            <w:pPr>
+              <w:spacing w:after="0"/>
+            </w:pPr>
+            <w:r>
+              <w:rPr>
+                <w:b w:val="false"/>
+                <w:bCs w:val="false"/>
+                <w:sz w:val="19"/>
+                <w:szCs w:val="19"/>
+              </w:rPr>
+              <w:t xml:space="preserve">required ≥10% → measured 11.7%</w:t>
+            </w:r>
+          </w:p>
+        </w:tc>
+        <w:tc>
+          <w:tcPr>
+            <w:tcW w:type="dxa" w:w="3306"/>
+            <w:tcMar>
+              <w:top w:type="dxa" w:w="60"/>
+              <w:left w:type="dxa" w:w="100"/>
+              <w:bottom w:type="dxa" w:w="60"/>
+              <w:right w:type="dxa" w:w="100"/>
+            </w:tcMar>
+            <w:vAlign w:val="center"/>
+          </w:tcPr>
+          <w:p>
+            <w:pPr>
+              <w:spacing w:after="0"/>
+            </w:pPr>
+            <w:r>
+              <w:rPr>
+                <w:b w:val="false"/>
+                <w:bCs w:val="false"/>
+                <w:sz w:val="19"/>
+                <w:szCs w:val="19"/>
+              </w:rPr>
+              <w:t xml:space="preserve">Pass</w:t>
+            </w:r>
+          </w:p>
+        </w:tc>
+      </w:tr>
+      <w:tr>
+        <w:tc>
+          <w:tcPr>
+            <w:tcW w:type="dxa" w:w="2600"/>
+            <w:tcMar>
+              <w:top w:type="dxa" w:w="60"/>
+              <w:left w:type="dxa" w:w="100"/>
+              <w:bottom w:type="dxa" w:w="60"/>
+              <w:right w:type="dxa" w:w="100"/>
+            </w:tcMar>
+            <w:vAlign w:val="center"/>
+          </w:tcPr>
+          <w:p>
+            <w:pPr>
+              <w:spacing w:after="0"/>
+            </w:pPr>
+            <w:r>
+              <w:rPr>
+                <w:b w:val="false"/>
+                <w:bCs w:val="false"/>
+                <w:sz w:val="19"/>
+                <w:szCs w:val="19"/>
+              </w:rPr>
+              <w:t xml:space="preserve">Hardness / conductivity</w:t>
+            </w:r>
+          </w:p>
+        </w:tc>
+        <w:tc>
+          <w:tcPr>
+            <w:tcW w:type="dxa" w:w="3400"/>
+            <w:tcMar>
+              <w:top w:type="dxa" w:w="60"/>
+              <w:left w:type="dxa" w:w="100"/>
+              <w:bottom w:type="dxa" w:w="60"/>
+              <w:right w:type="dxa" w:w="100"/>
+            </w:tcMar>
+            <w:vAlign w:val="center"/>
+          </w:tcPr>
+          <w:p>
+            <w:pPr>
+              <w:spacing w:after="0"/>
+            </w:pPr>
+            <w:r>
+              <w:rPr>
+                <w:b w:val="false"/>
+                <w:bCs w:val="false"/>
+                <w:sz w:val="19"/>
+                <w:szCs w:val="19"/>
+              </w:rPr>
+              <w:t xml:space="preserve">required ≥95 → measured 105 (consistent with ~95 HB typical of 6061-T6)</w:t>
+            </w:r>
+          </w:p>
+        </w:tc>
+        <w:tc>
+          <w:tcPr>
+            <w:tcW w:type="dxa" w:w="3306"/>
+            <w:tcMar>
+              <w:top w:type="dxa" w:w="60"/>
+              <w:left w:type="dxa" w:w="100"/>
+              <w:bottom w:type="dxa" w:w="60"/>
+              <w:right w:type="dxa" w:w="100"/>
+            </w:tcMar>
+            <w:vAlign w:val="center"/>
+          </w:tcPr>
+          <w:p>
+            <w:pPr>
+              <w:spacing w:after="0"/>
+            </w:pPr>
+            <w:r>
+              <w:rPr>
+                <w:b w:val="false"/>
+                <w:bCs w:val="false"/>
+                <w:sz w:val="19"/>
+                <w:szCs w:val="19"/>
+              </w:rPr>
+              <w:t xml:space="preserve">Confirm which property this row refers to</w:t>
+            </w:r>
+          </w:p>
+        </w:tc>
+      </w:tr>
+      <w:tr>
+        <w:tc>
+          <w:tcPr>
+            <w:tcW w:type="dxa" w:w="2600"/>
+            <w:tcMar>
+              <w:top w:type="dxa" w:w="60"/>
+              <w:left w:type="dxa" w:w="100"/>
+              <w:bottom w:type="dxa" w:w="60"/>
+              <w:right w:type="dxa" w:w="100"/>
+            </w:tcMar>
+            <w:vAlign w:val="center"/>
+          </w:tcPr>
+          <w:p>
+            <w:pPr>
+              <w:spacing w:after="0"/>
+            </w:pPr>
+            <w:r>
+              <w:rPr>
+                <w:b w:val="false"/>
+                <w:bCs w:val="false"/>
+                <w:sz w:val="19"/>
+                <w:szCs w:val="19"/>
+              </w:rPr>
+              <w:t xml:space="preserve">Straightness 【弯曲度】</w:t>
+            </w:r>
+          </w:p>
+        </w:tc>
+        <w:tc>
+          <w:tcPr>
+            <w:tcW w:type="dxa" w:w="3400"/>
+            <w:tcMar>
+              <w:top w:type="dxa" w:w="60"/>
+              <w:left w:type="dxa" w:w="100"/>
+              <w:bottom w:type="dxa" w:w="60"/>
+              <w:right w:type="dxa" w:w="100"/>
+            </w:tcMar>
+            <w:vAlign w:val="center"/>
+          </w:tcPr>
+          <w:p>
+            <w:pPr>
+              <w:spacing w:after="0"/>
+            </w:pPr>
+            <w:r>
+              <w:rPr>
+                <w:b w:val="false"/>
+                <w:bCs w:val="false"/>
+                <w:sz w:val="19"/>
+                <w:szCs w:val="19"/>
+              </w:rPr>
+              <w:t xml:space="preserve">blank</w:t>
+            </w:r>
+          </w:p>
+        </w:tc>
+        <w:tc>
+          <w:tcPr>
+            <w:tcW w:type="dxa" w:w="3306"/>
+            <w:tcMar>
+              <w:top w:type="dxa" w:w="60"/>
+              <w:left w:type="dxa" w:w="100"/>
+              <w:bottom w:type="dxa" w:w="60"/>
+              <w:right w:type="dxa" w:w="100"/>
+            </w:tcMar>
+            <w:vAlign w:val="center"/>
+          </w:tcPr>
+          <w:p>
+            <w:pPr>
+              <w:spacing w:after="0"/>
+            </w:pPr>
+            <w:r>
+              <w:rPr>
+                <w:b w:val="false"/>
+                <w:bCs w:val="false"/>
+                <w:sz w:val="19"/>
+                <w:szCs w:val="19"/>
+              </w:rPr>
+              <w:t xml:space="preserve">Not measured</w:t>
+            </w:r>
+          </w:p>
+        </w:tc>
+      </w:tr>
+      <w:tr>
+        <w:tc>
+          <w:tcPr>
+            <w:tcW w:type="dxa" w:w="2600"/>
+            <w:tcMar>
+              <w:top w:type="dxa" w:w="60"/>
+              <w:left w:type="dxa" w:w="100"/>
+              <w:bottom w:type="dxa" w:w="60"/>
+              <w:right w:type="dxa" w:w="100"/>
+            </w:tcMar>
+            <w:vAlign w:val="center"/>
+          </w:tcPr>
+          <w:p>
+            <w:pPr>
+              <w:spacing w:after="0"/>
+            </w:pPr>
+            <w:r>
+              <w:rPr>
+                <w:b w:val="false"/>
+                <w:bCs w:val="false"/>
+                <w:sz w:val="19"/>
+                <w:szCs w:val="19"/>
+              </w:rPr>
+              <w:t xml:space="preserve">Bend / flattening test 【弯曲·压扁试验】</w:t>
+            </w:r>
+          </w:p>
+        </w:tc>
+        <w:tc>
+          <w:tcPr>
+            <w:tcW w:type="dxa" w:w="3400"/>
+            <w:tcMar>
+              <w:top w:type="dxa" w:w="60"/>
+              <w:left w:type="dxa" w:w="100"/>
+              <w:bottom w:type="dxa" w:w="60"/>
+              <w:right w:type="dxa" w:w="100"/>
+            </w:tcMar>
+            <w:vAlign w:val="center"/>
+          </w:tcPr>
+          <w:p>
+            <w:pPr>
+              <w:spacing w:after="0"/>
+            </w:pPr>
+            <w:r>
+              <w:rPr>
+                <w:b w:val="false"/>
+                <w:bCs w:val="false"/>
+                <w:sz w:val="19"/>
+                <w:szCs w:val="19"/>
+              </w:rPr>
+              <w:t xml:space="preserve">blank</w:t>
+            </w:r>
+          </w:p>
+        </w:tc>
+        <w:tc>
+          <w:tcPr>
+            <w:tcW w:type="dxa" w:w="3306"/>
+            <w:tcMar>
+              <w:top w:type="dxa" w:w="60"/>
+              <w:left w:type="dxa" w:w="100"/>
+              <w:bottom w:type="dxa" w:w="60"/>
+              <w:right w:type="dxa" w:w="100"/>
+            </w:tcMar>
+            <w:vAlign w:val="center"/>
+          </w:tcPr>
+          <w:p>
+            <w:pPr>
+              <w:spacing w:after="0"/>
+            </w:pPr>
+            <w:r>
+              <w:rPr>
+                <w:b w:val="false"/>
+                <w:bCs w:val="false"/>
+                <w:sz w:val="19"/>
+                <w:szCs w:val="19"/>
+              </w:rPr>
+              <w:t xml:space="preserve">Not performed</w:t>
+            </w:r>
+          </w:p>
+        </w:tc>
+      </w:tr>
+      <w:tr>
+        <w:tc>
+          <w:tcPr>
+            <w:tcW w:type="dxa" w:w="2600"/>
+            <w:tcMar>
+              <w:top w:type="dxa" w:w="60"/>
+              <w:left w:type="dxa" w:w="100"/>
+              <w:bottom w:type="dxa" w:w="60"/>
+              <w:right w:type="dxa" w:w="100"/>
+            </w:tcMar>
+            <w:vAlign w:val="center"/>
+          </w:tcPr>
+          <w:p>
+            <w:pPr>
+              <w:spacing w:after="0"/>
+            </w:pPr>
+            <w:r>
+              <w:rPr>
+                <w:b w:val="false"/>
+                <w:bCs w:val="false"/>
+                <w:sz w:val="19"/>
+                <w:szCs w:val="19"/>
+              </w:rPr>
+              <w:t xml:space="preserve">Roundness 【圆度】</w:t>
+            </w:r>
+          </w:p>
+        </w:tc>
+        <w:tc>
+          <w:tcPr>
+            <w:tcW w:type="dxa" w:w="3400"/>
+            <w:tcMar>
+              <w:top w:type="dxa" w:w="60"/>
+              <w:left w:type="dxa" w:w="100"/>
+              <w:bottom w:type="dxa" w:w="60"/>
+              <w:right w:type="dxa" w:w="100"/>
+            </w:tcMar>
+            <w:vAlign w:val="center"/>
+          </w:tcPr>
+          <w:p>
+            <w:pPr>
+              <w:spacing w:after="0"/>
+            </w:pPr>
+            <w:r>
+              <w:rPr>
+                <w:b w:val="false"/>
+                <w:bCs w:val="false"/>
+                <w:sz w:val="19"/>
+                <w:szCs w:val="19"/>
+              </w:rPr>
+              <w:t xml:space="preserve">no such field exists</w:t>
+            </w:r>
+          </w:p>
+        </w:tc>
+        <w:tc>
+          <w:tcPr>
+            <w:tcW w:type="dxa" w:w="3306"/>
+            <w:tcMar>
+              <w:top w:type="dxa" w:w="60"/>
+              <w:left w:type="dxa" w:w="100"/>
+              <w:bottom w:type="dxa" w:w="60"/>
+              <w:right w:type="dxa" w:w="100"/>
+            </w:tcMar>
+            <w:vAlign w:val="center"/>
+          </w:tcPr>
+          <w:p>
+            <w:pPr>
+              <w:spacing w:after="0"/>
+            </w:pPr>
+            <w:r>
+              <w:rPr>
+                <w:b w:val="false"/>
+                <w:bCs w:val="false"/>
+                <w:sz w:val="19"/>
+                <w:szCs w:val="19"/>
+              </w:rPr>
+              <w:t xml:space="preserve">Our mandatory requirement is not addressed</w:t>
+            </w:r>
+          </w:p>
+        </w:tc>
+      </w:tr>
+      <w:tr>
+        <w:tc>
+          <w:tcPr>
+            <w:tcW w:type="dxa" w:w="2600"/>
+            <w:tcMar>
+              <w:top w:type="dxa" w:w="60"/>
+              <w:left w:type="dxa" w:w="100"/>
+              <w:bottom w:type="dxa" w:w="60"/>
+              <w:right w:type="dxa" w:w="100"/>
+            </w:tcMar>
+            <w:vAlign w:val="center"/>
+          </w:tcPr>
+          <w:p>
+            <w:pPr>
+              <w:spacing w:after="0"/>
+            </w:pPr>
+            <w:r>
+              <w:rPr>
+                <w:b w:val="false"/>
+                <w:bCs w:val="false"/>
+                <w:sz w:val="19"/>
+                <w:szCs w:val="19"/>
+              </w:rPr>
+              <w:t xml:space="preserve">Dimensional check 【尺寸检查】</w:t>
+            </w:r>
+          </w:p>
+        </w:tc>
+        <w:tc>
+          <w:tcPr>
+            <w:tcW w:type="dxa" w:w="3400"/>
+            <w:tcMar>
+              <w:top w:type="dxa" w:w="60"/>
+              <w:left w:type="dxa" w:w="100"/>
+              <w:bottom w:type="dxa" w:w="60"/>
+              <w:right w:type="dxa" w:w="100"/>
+            </w:tcMar>
+            <w:vAlign w:val="center"/>
+          </w:tcPr>
+          <w:p>
+            <w:pPr>
+              <w:spacing w:after="0"/>
+            </w:pPr>
+            <w:r>
+              <w:rPr>
+                <w:b w:val="false"/>
+                <w:bCs w:val="false"/>
+                <w:sz w:val="19"/>
+                <w:szCs w:val="19"/>
+              </w:rPr>
+              <w:t xml:space="preserve">states only "合格 (qualified)"; no measured values or tolerance class</w:t>
+            </w:r>
+          </w:p>
+        </w:tc>
+        <w:tc>
+          <w:tcPr>
+            <w:tcW w:type="dxa" w:w="3306"/>
+            <w:tcMar>
+              <w:top w:type="dxa" w:w="60"/>
+              <w:left w:type="dxa" w:w="100"/>
+              <w:bottom w:type="dxa" w:w="60"/>
+              <w:right w:type="dxa" w:w="100"/>
+            </w:tcMar>
+            <w:vAlign w:val="center"/>
+          </w:tcPr>
+          <w:p>
+            <w:pPr>
+              <w:spacing w:after="0"/>
+            </w:pPr>
+            <w:r>
+              <w:rPr>
+                <w:b w:val="false"/>
+                <w:bCs w:val="false"/>
+                <w:sz w:val="19"/>
+                <w:szCs w:val="19"/>
+              </w:rPr>
+              <w:t xml:space="preserve">Cannot be verified</w:t>
+            </w:r>
+          </w:p>
+        </w:tc>
+      </w:tr>
+      <w:tr>
+        <w:tc>
+          <w:tcPr>
+            <w:tcW w:type="dxa" w:w="2600"/>
+            <w:tcMar>
+              <w:top w:type="dxa" w:w="60"/>
+              <w:left w:type="dxa" w:w="100"/>
+              <w:bottom w:type="dxa" w:w="60"/>
+              <w:right w:type="dxa" w:w="100"/>
+            </w:tcMar>
+            <w:vAlign w:val="center"/>
+          </w:tcPr>
+          <w:p>
+            <w:pPr>
+              <w:spacing w:after="0"/>
+            </w:pPr>
+            <w:r>
+              <w:rPr>
+                <w:b w:val="false"/>
+                <w:bCs w:val="false"/>
+                <w:sz w:val="19"/>
+                <w:szCs w:val="19"/>
+              </w:rPr>
+              <w:t xml:space="preserve">Inspector signature / company seal</w:t>
+            </w:r>
+          </w:p>
+        </w:tc>
+        <w:tc>
+          <w:tcPr>
+            <w:tcW w:type="dxa" w:w="3400"/>
+            <w:tcMar>
+              <w:top w:type="dxa" w:w="60"/>
+              <w:left w:type="dxa" w:w="100"/>
+              <w:bottom w:type="dxa" w:w="60"/>
+              <w:right w:type="dxa" w:w="100"/>
+            </w:tcMar>
+            <w:vAlign w:val="center"/>
+          </w:tcPr>
+          <w:p>
+            <w:pPr>
+              <w:spacing w:after="0"/>
+            </w:pPr>
+            <w:r>
+              <w:rPr>
+                <w:b w:val="false"/>
+                <w:bCs w:val="false"/>
+                <w:sz w:val="19"/>
+                <w:szCs w:val="19"/>
+              </w:rPr>
+              <w:t xml:space="preserve">both blank</w:t>
+            </w:r>
+          </w:p>
+        </w:tc>
+        <w:tc>
+          <w:tcPr>
+            <w:tcW w:type="dxa" w:w="3306"/>
+            <w:tcMar>
+              <w:top w:type="dxa" w:w="60"/>
+              <w:left w:type="dxa" w:w="100"/>
+              <w:bottom w:type="dxa" w:w="60"/>
+              <w:right w:type="dxa" w:w="100"/>
+            </w:tcMar>
+            <w:vAlign w:val="center"/>
+          </w:tcPr>
+          <w:p>
+            <w:pPr>
+              <w:spacing w:after="0"/>
+            </w:pPr>
+            <w:r>
+              <w:rPr>
+                <w:b w:val="false"/>
+                <w:bCs w:val="false"/>
+                <w:sz w:val="19"/>
+                <w:szCs w:val="19"/>
+              </w:rPr>
+              <w:t xml:space="preserve">Unsigned and unsealed — not valid as an official document</w:t>
+            </w:r>
+          </w:p>
+        </w:tc>
+      </w:tr>
+      <w:tr>
+        <w:tc>
+          <w:tcPr>
+            <w:tcW w:type="dxa" w:w="2600"/>
+            <w:tcMar>
+              <w:top w:type="dxa" w:w="60"/>
+              <w:left w:type="dxa" w:w="100"/>
+              <w:bottom w:type="dxa" w:w="60"/>
+              <w:right w:type="dxa" w:w="100"/>
+            </w:tcMar>
+            <w:vAlign w:val="center"/>
+          </w:tcPr>
+          <w:p>
+            <w:pPr>
+              <w:spacing w:after="0"/>
+            </w:pPr>
+            <w:r>
+              <w:rPr>
+                <w:b w:val="false"/>
+                <w:bCs w:val="false"/>
+                <w:sz w:val="19"/>
+                <w:szCs w:val="19"/>
+              </w:rPr>
+              <w:t xml:space="preserve">Orderer 【订货单位】</w:t>
+            </w:r>
+          </w:p>
+        </w:tc>
+        <w:tc>
+          <w:tcPr>
+            <w:tcW w:type="dxa" w:w="3400"/>
+            <w:tcMar>
+              <w:top w:type="dxa" w:w="60"/>
+              <w:left w:type="dxa" w:w="100"/>
+              <w:bottom w:type="dxa" w:w="60"/>
+              <w:right w:type="dxa" w:w="100"/>
+            </w:tcMar>
+            <w:vAlign w:val="center"/>
+          </w:tcPr>
+          <w:p>
+            <w:pPr>
+              <w:spacing w:after="0"/>
+            </w:pPr>
+            <w:r>
+              <w:rPr>
+                <w:b w:val="false"/>
+                <w:bCs w:val="false"/>
+                <w:sz w:val="19"/>
+                <w:szCs w:val="19"/>
+              </w:rPr>
+              <w:t xml:space="preserve">blank</w:t>
+            </w:r>
+          </w:p>
+        </w:tc>
+        <w:tc>
+          <w:tcPr>
+            <w:tcW w:type="dxa" w:w="3306"/>
+            <w:tcMar>
+              <w:top w:type="dxa" w:w="60"/>
+              <w:left w:type="dxa" w:w="100"/>
+              <w:bottom w:type="dxa" w:w="60"/>
+              <w:right w:type="dxa" w:w="100"/>
+            </w:tcMar>
+            <w:vAlign w:val="center"/>
+          </w:tcPr>
+          <w:p>
+            <w:pPr>
+              <w:spacing w:after="0"/>
+            </w:pPr>
+            <w:r>
+              <w:rPr>
+                <w:b w:val="false"/>
+                <w:bCs w:val="false"/>
+                <w:sz w:val="19"/>
+                <w:szCs w:val="19"/>
+              </w:rPr>
+              <w:t xml:space="preserve">Not tied to any specific transaction</w:t>
+            </w:r>
+          </w:p>
+        </w:tc>
+      </w:tr>
+    </w:tbl>
+    <w:p>
+      <w:pPr>
+        <w:spacing w:after="80"/>
       </w:pPr>
       <w:r>
         <w:rPr>
           <w:b/>
           <w:bCs/>
-          <w:color w:val="2E5878"/>
-          <w:sz w:val="26"/>
-          <w:szCs w:val="26"/>
-        </w:rPr>
-        <w:t xml:space="preserve">6. Document Checklist — Requests to Botong (for JS Tech / JSM Tech submission)</w:t>
-      </w:r>
-    </w:p>
-    <w:p>
-      <w:pPr>
-        <w:pStyle w:val="Heading2"/>
-        <w:spacing w:after="100" w:before="220"/>
-      </w:pPr>
-      <w:r>
-        <w:rPr>
-          <w:b/>
-          <w:bCs/>
-          <w:color w:val="5A9A96"/>
-          <w:sz w:val="22"/>
-          <w:szCs w:val="22"/>
-        </w:rPr>
-        <w:t xml:space="preserve">A. Company Documents (supplier registration &amp; audit)</w:t>
+          <w:sz w:val="20"/>
+          <w:szCs w:val="20"/>
+        </w:rPr>
+        <w:t xml:space="preserve">Core problem — the wrong standard is cited</w:t>
       </w:r>
     </w:p>
     <w:p>
@@ -7392,22 +8621,10 @@
       </w:pPr>
       <w:r>
         <w:rPr>
-          <w:b w:val="false"/>
-          <w:bCs w:val="false"/>
           <w:sz w:val="20"/>
           <w:szCs w:val="20"/>
         </w:rPr>
-        <w:t xml:space="preserve">Business License copy — with Unified Social Credit Code</w:t>
-      </w:r>
-      <w:r>
-        <w:rPr>
-          <w:b w:val="false"/>
-          <w:bCs w:val="false"/>
-          <w:color w:val="8A5A2E"/>
-          <w:sz w:val="20"/>
-          <w:szCs w:val="20"/>
-        </w:rPr>
-        <w:t xml:space="preserve">   【营业执照复印件，含统一社会信用代码】</w:t>
+        <w:t xml:space="preserve">GB/T 3190-2020 is the standard for the chemical composition of wrought aluminium and aluminium alloys. It governs alloy composition only and is not a product standard covering dimensional tolerances, mechanical properties or inspection methods.</w:t>
       </w:r>
     </w:p>
     <w:p>
@@ -7421,22 +8638,10 @@
       </w:pPr>
       <w:r>
         <w:rPr>
-          <w:b w:val="false"/>
-          <w:bCs w:val="false"/>
           <w:sz w:val="20"/>
           <w:szCs w:val="20"/>
         </w:rPr>
-        <w:t xml:space="preserve">Company profile in English — history, organization, equipment list, production capacity</w:t>
-      </w:r>
-      <w:r>
-        <w:rPr>
-          <w:b w:val="false"/>
-          <w:bCs w:val="false"/>
-          <w:color w:val="8A5A2E"/>
-          <w:sz w:val="20"/>
-          <w:szCs w:val="20"/>
-        </w:rPr>
-        <w:t xml:space="preserve">   【英文版公司简介 — 发展历程、组织架构、设备清单、产能】</w:t>
+        <w:t xml:space="preserve">The applicable product standard depends on the process: GB/T 6893 【铝及铝合金拉(轧)制无缝管】 covers cold drawn (rolled) seamless tube — the process we require — while GB/T 4437.1 【铝及铝合金热挤压管】 Part 1 covers hot extruded seamless tube.</w:t>
       </w:r>
     </w:p>
     <w:p>
@@ -7450,12 +8655,193 @@
       </w:pPr>
       <w:r>
         <w:rPr>
+          <w:sz w:val="20"/>
+          <w:szCs w:val="20"/>
+        </w:rPr>
+        <w:t xml:space="preserve">Whichever of GB/T 6893 or GB/T 4437.1 Botong names therefore reveals the actual process. Obtain the answer in writing. (For export work the equivalents are ASTM B210 for cold drawn and ASTM B221 for extruded.)</w:t>
+      </w:r>
+    </w:p>
+    <w:p>
+      <w:pPr>
+        <w:spacing w:after="80"/>
+      </w:pPr>
+      <w:r>
+        <w:rPr>
+          <w:b/>
+          <w:bCs/>
+          <w:sz w:val="20"/>
+          <w:szCs w:val="20"/>
+        </w:rPr>
+        <w:t xml:space="preserve">Re-issue requested</w:t>
+      </w:r>
+    </w:p>
+    <w:p>
+      <w:pPr>
+        <w:pStyle w:val="ListParagraph"/>
+        <w:numPr>
+          <w:ilvl w:val="0"/>
+          <w:numId w:val="8"/>
+        </w:numPr>
+        <w:spacing w:after="60"/>
+      </w:pPr>
+      <w:r>
+        <w:rPr>
+          <w:sz w:val="20"/>
+          <w:szCs w:val="20"/>
+        </w:rPr>
+        <w:t xml:space="preserve">A new MTC for lots of our ordered sizes (450×30×3000 and 460×8×3000) 【请按我方订购规格重新出具材质证明书】</w:t>
+      </w:r>
+    </w:p>
+    <w:p>
+      <w:pPr>
+        <w:pStyle w:val="ListParagraph"/>
+        <w:numPr>
+          <w:ilvl w:val="0"/>
+          <w:numId w:val="8"/>
+        </w:numPr>
+        <w:spacing w:after="60"/>
+      </w:pPr>
+      <w:r>
+        <w:rPr>
+          <w:sz w:val="20"/>
+          <w:szCs w:val="20"/>
+        </w:rPr>
+        <w:t xml:space="preserve">The product standard applied, stated explicitly — GB/T 6893 / GB/T 4437.1 / ASTM B210 / B221 【请注明所采用的产品标准】</w:t>
+      </w:r>
+    </w:p>
+    <w:p>
+      <w:pPr>
+        <w:pStyle w:val="ListParagraph"/>
+        <w:numPr>
+          <w:ilvl w:val="0"/>
+          <w:numId w:val="8"/>
+        </w:numPr>
+        <w:spacing w:after="60"/>
+      </w:pPr>
+      <w:r>
+        <w:rPr>
+          <w:sz w:val="20"/>
+          <w:szCs w:val="20"/>
+        </w:rPr>
+        <w:t xml:space="preserve">EN 10204 3.1 format, signed by the manufacturer’s inspection representative and bearing the company seal 【须有检验负责人签字及公司盖章】</w:t>
+      </w:r>
+    </w:p>
+    <w:p>
+      <w:pPr>
+        <w:pStyle w:val="ListParagraph"/>
+        <w:numPr>
+          <w:ilvl w:val="0"/>
+          <w:numId w:val="8"/>
+        </w:numPr>
+        <w:spacing w:after="60"/>
+      </w:pPr>
+      <w:r>
+        <w:rPr>
+          <w:sz w:val="20"/>
+          <w:szCs w:val="20"/>
+        </w:rPr>
+        <w:t xml:space="preserve">Measured roundness (within 0.5 mm over full 360°) and straightness values, and dimensions given as measured values with tolerances 【请填写圆度、弯曲度实测值及尺寸公差】</w:t>
+      </w:r>
+    </w:p>
+    <w:p>
+      <w:pPr>
+        <w:pStyle w:val="ListParagraph"/>
+        <w:numPr>
+          <w:ilvl w:val="0"/>
+          <w:numId w:val="8"/>
+        </w:numPr>
+        <w:spacing w:after="60"/>
+      </w:pPr>
+      <w:r>
+        <w:rPr>
+          <w:sz w:val="20"/>
+          <w:szCs w:val="20"/>
+        </w:rPr>
+        <w:t xml:space="preserve">T6 heat treatment record attached 【附 T6 热处理记录】</w:t>
+      </w:r>
+    </w:p>
+    <w:p>
+      <w:pPr>
+        <w:pStyle w:val="Heading2"/>
+        <w:spacing w:after="100" w:before="220"/>
+      </w:pPr>
+      <w:r>
+        <w:rPr>
+          <w:b/>
+          <w:bCs/>
+          <w:color w:val="5A9A96"/>
+          <w:sz w:val="22"/>
+          <w:szCs w:val="22"/>
+        </w:rPr>
+        <w:t xml:space="preserve">5-5. Documents Still Not Received</w:t>
+      </w:r>
+    </w:p>
+    <w:p>
+      <w:pPr>
+        <w:spacing w:after="80"/>
+      </w:pPr>
+      <w:r>
+        <w:rPr>
           <w:b w:val="false"/>
           <w:bCs w:val="false"/>
           <w:sz w:val="20"/>
           <w:szCs w:val="20"/>
         </w:rPr>
-        <w:t xml:space="preserve">Factory &amp; equipment photos and production line specifications (incl. press tonnage, drawing equipment)</w:t>
+        <w:t xml:space="preserve">An MTC for our own sizes (see 5-4), dimensional &amp; roundness inspection report, English company profile, export qualification (foreign trade operator registration), bank account details, export product quality license, and factory/equipment photos — still outstanding.</w:t>
+      </w:r>
+    </w:p>
+    <w:p>
+      <w:pPr>
+        <w:pStyle w:val="Heading1"/>
+        <w:pBdr>
+          <w:bottom w:val="single" w:color="5A9A96" w:sz="4"/>
+        </w:pBdr>
+        <w:spacing w:after="140" w:before="340"/>
+      </w:pPr>
+      <w:r>
+        <w:rPr>
+          <w:b/>
+          <w:bCs/>
+          <w:color w:val="2E5878"/>
+          <w:sz w:val="26"/>
+          <w:szCs w:val="26"/>
+        </w:rPr>
+        <w:t xml:space="preserve">6. Document Checklist — Requests to Botong (for JS Tech / JSM Tech submission)</w:t>
+      </w:r>
+    </w:p>
+    <w:p>
+      <w:pPr>
+        <w:pStyle w:val="Heading2"/>
+        <w:spacing w:after="100" w:before="220"/>
+      </w:pPr>
+      <w:r>
+        <w:rPr>
+          <w:b/>
+          <w:bCs/>
+          <w:color w:val="5A9A96"/>
+          <w:sz w:val="22"/>
+          <w:szCs w:val="22"/>
+        </w:rPr>
+        <w:t xml:space="preserve">A. Company Documents (supplier registration &amp; audit)</w:t>
+      </w:r>
+    </w:p>
+    <w:p>
+      <w:pPr>
+        <w:pStyle w:val="ListParagraph"/>
+        <w:numPr>
+          <w:ilvl w:val="0"/>
+          <w:numId w:val="9"/>
+        </w:numPr>
+        <w:spacing w:after="60"/>
+      </w:pPr>
+      <w:r>
+        <w:rPr>
+          <w:b w:val="false"/>
+          <w:bCs w:val="false"/>
+          <w:sz w:val="20"/>
+          <w:szCs w:val="20"/>
+        </w:rPr>
+        <w:t xml:space="preserve">Business License copy — with Unified Social Credit Code</w:t>
       </w:r>
       <w:r>
         <w:rPr>
@@ -7465,7 +8851,7 @@
           <w:sz w:val="20"/>
           <w:szCs w:val="20"/>
         </w:rPr>
-        <w:t xml:space="preserve">   【工厂及设备照片、生产线规格（含压机吨位、拉拔设备）】</w:t>
+        <w:t xml:space="preserve">   【营业执照复印件，含统一社会信用代码】</w:t>
       </w:r>
     </w:p>
     <w:p>
@@ -7473,7 +8859,7 @@
         <w:pStyle w:val="ListParagraph"/>
         <w:numPr>
           <w:ilvl w:val="0"/>
-          <w:numId w:val="7"/>
+          <w:numId w:val="9"/>
         </w:numPr>
         <w:spacing w:after="60"/>
       </w:pPr>
@@ -7484,7 +8870,7 @@
           <w:sz w:val="20"/>
           <w:szCs w:val="20"/>
         </w:rPr>
-        <w:t xml:space="preserve">Export qualification documents (foreign trade operator registration, etc.)</w:t>
+        <w:t xml:space="preserve">Company profile in English — history, organization, equipment list, production capacity</w:t>
       </w:r>
       <w:r>
         <w:rPr>
@@ -7494,7 +8880,7 @@
           <w:sz w:val="20"/>
           <w:szCs w:val="20"/>
         </w:rPr>
-        <w:t xml:space="preserve">   【出口资质文件（对外贸易经营者备案登记等）】</w:t>
+        <w:t xml:space="preserve">   【英文版公司简介 — 发展历程、组织架构、设备清单、产能】</w:t>
       </w:r>
     </w:p>
     <w:p>
@@ -7502,7 +8888,65 @@
         <w:pStyle w:val="ListParagraph"/>
         <w:numPr>
           <w:ilvl w:val="0"/>
-          <w:numId w:val="7"/>
+          <w:numId w:val="9"/>
+        </w:numPr>
+        <w:spacing w:after="60"/>
+      </w:pPr>
+      <w:r>
+        <w:rPr>
+          <w:b w:val="false"/>
+          <w:bCs w:val="false"/>
+          <w:sz w:val="20"/>
+          <w:szCs w:val="20"/>
+        </w:rPr>
+        <w:t xml:space="preserve">Factory &amp; equipment photos and production line specifications (incl. press tonnage, drawing equipment)</w:t>
+      </w:r>
+      <w:r>
+        <w:rPr>
+          <w:b w:val="false"/>
+          <w:bCs w:val="false"/>
+          <w:color w:val="8A5A2E"/>
+          <w:sz w:val="20"/>
+          <w:szCs w:val="20"/>
+        </w:rPr>
+        <w:t xml:space="preserve">   【工厂及设备照片、生产线规格（含压机吨位、拉拔设备）】</w:t>
+      </w:r>
+    </w:p>
+    <w:p>
+      <w:pPr>
+        <w:pStyle w:val="ListParagraph"/>
+        <w:numPr>
+          <w:ilvl w:val="0"/>
+          <w:numId w:val="9"/>
+        </w:numPr>
+        <w:spacing w:after="60"/>
+      </w:pPr>
+      <w:r>
+        <w:rPr>
+          <w:b w:val="false"/>
+          <w:bCs w:val="false"/>
+          <w:sz w:val="20"/>
+          <w:szCs w:val="20"/>
+        </w:rPr>
+        <w:t xml:space="preserve">Export qualification documents (foreign trade operator registration, etc.)</w:t>
+      </w:r>
+      <w:r>
+        <w:rPr>
+          <w:b w:val="false"/>
+          <w:bCs w:val="false"/>
+          <w:color w:val="8A5A2E"/>
+          <w:sz w:val="20"/>
+          <w:szCs w:val="20"/>
+        </w:rPr>
+        <w:t xml:space="preserve">   【出口资质文件（对外贸易经营者备案登记等）】</w:t>
+      </w:r>
+    </w:p>
+    <w:p>
+      <w:pPr>
+        <w:pStyle w:val="ListParagraph"/>
+        <w:numPr>
+          <w:ilvl w:val="0"/>
+          <w:numId w:val="9"/>
         </w:numPr>
         <w:spacing w:after="60"/>
       </w:pPr>
@@ -7589,7 +9033,7 @@
         <w:pStyle w:val="ListParagraph"/>
         <w:numPr>
           <w:ilvl w:val="0"/>
-          <w:numId w:val="7"/>
+          <w:numId w:val="9"/>
         </w:numPr>
         <w:spacing w:after="60"/>
       </w:pPr>
@@ -7611,501 +9055,6 @@
           <w:szCs w:val="20"/>
         </w:rPr>
         <w:t xml:space="preserve">   【ISO 9001:2015 证书 — 发证机构、认证范围、有效期】</w:t>
-      </w:r>
-    </w:p>
-    <w:p>
-      <w:pPr>
-        <w:pStyle w:val="ListParagraph"/>
-        <w:numPr>
-          <w:ilvl w:val="0"/>
-          <w:numId w:val="7"/>
-        </w:numPr>
-        <w:spacing w:after="60"/>
-      </w:pPr>
-      <w:r>
-        <w:rPr>
-          <w:b w:val="false"/>
-          <w:bCs w:val="false"/>
-          <w:sz w:val="20"/>
-          <w:szCs w:val="20"/>
-        </w:rPr>
-        <w:t xml:space="preserve">CE certificate — confirm applicable product scope (verify which directive applies to aluminum tube) and expiry date</w:t>
-      </w:r>
-      <w:r>
-        <w:rPr>
-          <w:b w:val="false"/>
-          <w:bCs w:val="false"/>
-          <w:color w:val="8A5A2E"/>
-          <w:sz w:val="20"/>
-          <w:szCs w:val="20"/>
-        </w:rPr>
-        <w:t xml:space="preserve">   【CE 证书 — 适用产品范围、有效期】</w:t>
-      </w:r>
-    </w:p>
-    <w:p>
-      <w:pPr>
-        <w:pStyle w:val="ListParagraph"/>
-        <w:numPr>
-          <w:ilvl w:val="0"/>
-          <w:numId w:val="7"/>
-        </w:numPr>
-        <w:spacing w:after="60"/>
-      </w:pPr>
-      <w:r>
-        <w:rPr>
-          <w:b w:val="false"/>
-          <w:bCs w:val="false"/>
-          <w:sz w:val="20"/>
-          <w:szCs w:val="20"/>
-        </w:rPr>
-        <w:t xml:space="preserve">SGS audit report (Alibaba Gold Plus) — check audit date and validity</w:t>
-      </w:r>
-      <w:r>
-        <w:rPr>
-          <w:b w:val="false"/>
-          <w:bCs w:val="false"/>
-          <w:color w:val="8A5A2E"/>
-          <w:sz w:val="20"/>
-          <w:szCs w:val="20"/>
-        </w:rPr>
-        <w:t xml:space="preserve">   【SGS 审核报告 — 审核日期、有效期】</w:t>
-      </w:r>
-    </w:p>
-    <w:p>
-      <w:pPr>
-        <w:pStyle w:val="ListParagraph"/>
-        <w:numPr>
-          <w:ilvl w:val="0"/>
-          <w:numId w:val="7"/>
-        </w:numPr>
-        <w:spacing w:after="60"/>
-      </w:pPr>
-      <w:r>
-        <w:rPr>
-          <w:b w:val="false"/>
-          <w:bCs w:val="false"/>
-          <w:sz w:val="20"/>
-          <w:szCs w:val="20"/>
-        </w:rPr>
-        <w:t xml:space="preserve">Export product quality license — check expiry date</w:t>
-      </w:r>
-      <w:r>
-        <w:rPr>
-          <w:b w:val="false"/>
-          <w:bCs w:val="false"/>
-          <w:color w:val="8A5A2E"/>
-          <w:sz w:val="20"/>
-          <w:szCs w:val="20"/>
-        </w:rPr>
-        <w:t xml:space="preserve">   【出口产品质量许可证 — 有效期】</w:t>
-      </w:r>
-    </w:p>
-    <w:p>
-      <w:pPr>
-        <w:pStyle w:val="Heading2"/>
-        <w:spacing w:after="100" w:before="220"/>
-      </w:pPr>
-      <w:r>
-        <w:rPr>
-          <w:b/>
-          <w:bCs/>
-          <w:color w:val="5A9A96"/>
-          <w:sz w:val="22"/>
-          <w:szCs w:val="22"/>
-        </w:rPr>
-        <w:t xml:space="preserve">C. Product Quality Documents (per shipment lot)</w:t>
-      </w:r>
-    </w:p>
-    <w:p>
-      <w:pPr>
-        <w:pStyle w:val="ListParagraph"/>
-        <w:numPr>
-          <w:ilvl w:val="0"/>
-          <w:numId w:val="7"/>
-        </w:numPr>
-        <w:spacing w:after="60"/>
-      </w:pPr>
-      <w:r>
-        <w:rPr>
-          <w:b w:val="false"/>
-          <w:bCs w:val="false"/>
-          <w:sz w:val="20"/>
-          <w:szCs w:val="20"/>
-        </w:rPr>
-        <w:t xml:space="preserve">MTC (Mill Test Certificate, EN 10204 3.1) — request that the applied standard be stated (ASTM B210/B221 or GB/T equivalent)</w:t>
-      </w:r>
-      <w:r>
-        <w:rPr>
-          <w:b w:val="false"/>
-          <w:bCs w:val="false"/>
-          <w:color w:val="8A5A2E"/>
-          <w:sz w:val="20"/>
-          <w:szCs w:val="20"/>
-        </w:rPr>
-        <w:t xml:space="preserve">   【材质证明书 / 质保书（EN 10204 3.1），注明适用标准】</w:t>
-      </w:r>
-    </w:p>
-    <w:p>
-      <w:pPr>
-        <w:spacing w:after="80"/>
-        <w:ind w:left="720"/>
-      </w:pPr>
-      <w:r>
-        <w:rPr>
-          <w:b w:val="false"/>
-          <w:bCs w:val="false"/>
-          <w:color w:val="555555"/>
-          <w:sz w:val="19"/>
-          <w:szCs w:val="19"/>
-        </w:rPr>
-        <w:t xml:space="preserve">· Chemical composition (6061 alloy)  · Mechanical properties (tensile, yield, elongation)  · T6 heat treatment record   【化学成分（6061）· 力学性能（抗拉、屈服、延伸率）· T6 热处理记录】</w:t>
-      </w:r>
-    </w:p>
-    <w:p>
-      <w:pPr>
-        <w:pStyle w:val="ListParagraph"/>
-        <w:numPr>
-          <w:ilvl w:val="0"/>
-          <w:numId w:val="7"/>
-        </w:numPr>
-        <w:spacing w:after="60"/>
-      </w:pPr>
-      <w:r>
-        <w:rPr>
-          <w:b w:val="false"/>
-          <w:bCs w:val="false"/>
-          <w:sz w:val="20"/>
-          <w:szCs w:val="20"/>
-        </w:rPr>
-        <w:t xml:space="preserve">Dimensional &amp; roundness inspection report — reflecting our criteria (0.5 mm max deviation over 360°, OD +0.05/−0.00)</w:t>
-      </w:r>
-      <w:r>
-        <w:rPr>
-          <w:b w:val="false"/>
-          <w:bCs w:val="false"/>
-          <w:color w:val="8A5A2E"/>
-          <w:sz w:val="20"/>
-          <w:szCs w:val="20"/>
-        </w:rPr>
-        <w:t xml:space="preserve">   【尺寸及圆度检验报告（360° 圆度偏差 ≤0.5mm，外径 +0.05/−0.00）】</w:t>
-      </w:r>
-    </w:p>
-    <w:p>
-      <w:pPr>
-        <w:pStyle w:val="ListParagraph"/>
-        <w:numPr>
-          <w:ilvl w:val="0"/>
-          <w:numId w:val="7"/>
-        </w:numPr>
-        <w:spacing w:after="60"/>
-      </w:pPr>
-      <w:r>
-        <w:rPr>
-          <w:b w:val="false"/>
-          <w:bCs w:val="false"/>
-          <w:sz w:val="20"/>
-          <w:szCs w:val="20"/>
-        </w:rPr>
-        <w:t xml:space="preserve">Written confirmation of seamless one-piece supply (no welding)</w:t>
-      </w:r>
-      <w:r>
-        <w:rPr>
-          <w:b w:val="false"/>
-          <w:bCs w:val="false"/>
-          <w:color w:val="8A5A2E"/>
-          <w:sz w:val="20"/>
-          <w:szCs w:val="20"/>
-        </w:rPr>
-        <w:t xml:space="preserve">   【无缝整体供货书面确认（不允许焊接拼接）】</w:t>
-      </w:r>
-    </w:p>
-    <w:p>
-      <w:pPr>
-        <w:pStyle w:val="Heading2"/>
-        <w:spacing w:after="100" w:before="220"/>
-      </w:pPr>
-      <w:r>
-        <w:rPr>
-          <w:b/>
-          <w:bCs/>
-          <w:color w:val="5A9A96"/>
-          <w:sz w:val="22"/>
-          <w:szCs w:val="22"/>
-        </w:rPr>
-        <w:t xml:space="preserve">D. Trade &amp; Customs Documents (mandatory for duty-free clearance)</w:t>
-      </w:r>
-    </w:p>
-    <w:p>
-      <w:pPr>
-        <w:pStyle w:val="ListParagraph"/>
-        <w:numPr>
-          <w:ilvl w:val="0"/>
-          <w:numId w:val="7"/>
-        </w:numPr>
-        <w:spacing w:after="60"/>
-      </w:pPr>
-      <w:r>
-        <w:rPr>
-          <w:b/>
-          <w:bCs/>
-          <w:sz w:val="20"/>
-          <w:szCs w:val="20"/>
-        </w:rPr>
-        <w:t xml:space="preserve">Korea–China FTA Certificate of Origin (C/O) — original issued by China Customs or CCPIT, stating HS 7608.20</w:t>
-      </w:r>
-      <w:r>
-        <w:rPr>
-          <w:b/>
-          <w:bCs/>
-          <w:color w:val="8A5A2E"/>
-          <w:sz w:val="20"/>
-          <w:szCs w:val="20"/>
-        </w:rPr>
-        <w:t xml:space="preserve">   【中韩自贸协定原产地证书 — 海关或贸促会（CCPIT）签发正本，注明 HS 7608.20】</w:t>
-      </w:r>
-    </w:p>
-    <w:p>
-      <w:pPr>
-        <w:pStyle w:val="ListParagraph"/>
-        <w:numPr>
-          <w:ilvl w:val="0"/>
-          <w:numId w:val="7"/>
-        </w:numPr>
-        <w:spacing w:after="60"/>
-      </w:pPr>
-      <w:r>
-        <w:rPr>
-          <w:b w:val="false"/>
-          <w:bCs w:val="false"/>
-          <w:sz w:val="20"/>
-          <w:szCs w:val="20"/>
-        </w:rPr>
-        <w:t xml:space="preserve">Commercial Invoice — stating HS 7608.20</w:t>
-      </w:r>
-      <w:r>
-        <w:rPr>
-          <w:b w:val="false"/>
-          <w:bCs w:val="false"/>
-          <w:color w:val="8A5A2E"/>
-          <w:sz w:val="20"/>
-          <w:szCs w:val="20"/>
-        </w:rPr>
-        <w:t xml:space="preserve">   【商业发票 — 注明 HS 7608.20】</w:t>
-      </w:r>
-    </w:p>
-    <w:p>
-      <w:pPr>
-        <w:pStyle w:val="ListParagraph"/>
-        <w:numPr>
-          <w:ilvl w:val="0"/>
-          <w:numId w:val="7"/>
-        </w:numPr>
-        <w:spacing w:after="60"/>
-      </w:pPr>
-      <w:r>
-        <w:rPr>
-          <w:b w:val="false"/>
-          <w:bCs w:val="false"/>
-          <w:sz w:val="20"/>
-          <w:szCs w:val="20"/>
-        </w:rPr>
-        <w:t xml:space="preserve">Packing List</w:t>
-      </w:r>
-      <w:r>
-        <w:rPr>
-          <w:b w:val="false"/>
-          <w:bCs w:val="false"/>
-          <w:color w:val="8A5A2E"/>
-          <w:sz w:val="20"/>
-          <w:szCs w:val="20"/>
-        </w:rPr>
-        <w:t xml:space="preserve">   【装箱单】</w:t>
-      </w:r>
-    </w:p>
-    <w:p>
-      <w:pPr>
-        <w:pStyle w:val="ListParagraph"/>
-        <w:numPr>
-          <w:ilvl w:val="0"/>
-          <w:numId w:val="7"/>
-        </w:numPr>
-        <w:spacing w:after="60"/>
-      </w:pPr>
-      <w:r>
-        <w:rPr>
-          <w:b w:val="false"/>
-          <w:bCs w:val="false"/>
-          <w:sz w:val="20"/>
-          <w:szCs w:val="20"/>
-        </w:rPr>
-        <w:t xml:space="preserve">Bill of Lading</w:t>
-      </w:r>
-      <w:r>
-        <w:rPr>
-          <w:b w:val="false"/>
-          <w:bCs w:val="false"/>
-          <w:color w:val="8A5A2E"/>
-          <w:sz w:val="20"/>
-          <w:szCs w:val="20"/>
-        </w:rPr>
-        <w:t xml:space="preserve">   【提单】</w:t>
-      </w:r>
-    </w:p>
-    <w:p>
-      <w:pPr>
-        <w:pStyle w:val="Heading1"/>
-        <w:pBdr>
-          <w:bottom w:val="single" w:color="5A9A96" w:sz="4"/>
-        </w:pBdr>
-        <w:spacing w:after="140" w:before="340"/>
-      </w:pPr>
-      <w:r>
-        <w:rPr>
-          <w:b/>
-          <w:bCs/>
-          <w:color w:val="2E5878"/>
-          <w:sz w:val="26"/>
-          <w:szCs w:val="26"/>
-        </w:rPr>
-        <w:t xml:space="preserve">7. Open Items (to confirm during discussions)</w:t>
-      </w:r>
-    </w:p>
-    <w:p>
-      <w:pPr>
-        <w:pStyle w:val="ListParagraph"/>
-        <w:numPr>
-          <w:ilvl w:val="0"/>
-          <w:numId w:val="8"/>
-        </w:numPr>
-        <w:spacing w:after="60"/>
-      </w:pPr>
-      <w:r>
-        <w:rPr>
-          <w:sz w:val="20"/>
-          <w:szCs w:val="20"/>
-        </w:rPr>
-        <w:t xml:space="preserve">Actual production process (cold drawn / hot extrusion / forging)</w:t>
-      </w:r>
-    </w:p>
-    <w:p>
-      <w:pPr>
-        <w:pStyle w:val="ListParagraph"/>
-        <w:numPr>
-          <w:ilvl w:val="0"/>
-          <w:numId w:val="8"/>
-        </w:numPr>
-        <w:spacing w:after="60"/>
-      </w:pPr>
-      <w:r>
-        <w:rPr>
-          <w:sz w:val="20"/>
-          <w:szCs w:val="20"/>
-        </w:rPr>
-        <w:t xml:space="preserve">Producer of φ450·φ460 (in-house / partner factory) — directly tied to who issues the C/O</w:t>
-      </w:r>
-    </w:p>
-    <w:p>
-      <w:pPr>
-        <w:pStyle w:val="ListParagraph"/>
-        <w:numPr>
-          <w:ilvl w:val="0"/>
-          <w:numId w:val="8"/>
-        </w:numPr>
-        <w:spacing w:after="60"/>
-      </w:pPr>
-      <w:r>
-        <w:rPr>
-          <w:sz w:val="20"/>
-          <w:szCs w:val="20"/>
-        </w:rPr>
-        <w:t xml:space="preserve">Standard applied to the MTC</w:t>
-      </w:r>
-    </w:p>
-    <w:p>
-      <w:pPr>
-        <w:pStyle w:val="ListParagraph"/>
-        <w:numPr>
-          <w:ilvl w:val="0"/>
-          <w:numId w:val="8"/>
-        </w:numPr>
-        <w:spacing w:after="60"/>
-      </w:pPr>
-      <w:r>
-        <w:rPr>
-          <w:sz w:val="20"/>
-          <w:szCs w:val="20"/>
-        </w:rPr>
-        <w:t xml:space="preserve">MOQ per size</w:t>
-      </w:r>
-    </w:p>
-    <w:p>
-      <w:pPr>
-        <w:pStyle w:val="ListParagraph"/>
-        <w:numPr>
-          <w:ilvl w:val="0"/>
-          <w:numId w:val="8"/>
-        </w:numPr>
-        <w:spacing w:after="60"/>
-      </w:pPr>
-      <w:r>
-        <w:rPr>
-          <w:sz w:val="20"/>
-          <w:szCs w:val="20"/>
-        </w:rPr>
-        <w:t xml:space="preserve">Stock availability</w:t>
-      </w:r>
-    </w:p>
-    <w:p>
-      <w:pPr>
-        <w:pStyle w:val="ListParagraph"/>
-        <w:numPr>
-          <w:ilvl w:val="0"/>
-          <w:numId w:val="8"/>
-        </w:numPr>
-        <w:spacing w:after="60"/>
-      </w:pPr>
-      <w:r>
-        <w:rPr>
-          <w:sz w:val="20"/>
-          <w:szCs w:val="20"/>
-        </w:rPr>
-        <w:t xml:space="preserve">Factory visit possibility</w:t>
-      </w:r>
-    </w:p>
-    <w:p>
-      <w:pPr>
-        <w:pStyle w:val="ListParagraph"/>
-        <w:numPr>
-          <w:ilvl w:val="0"/>
-          <w:numId w:val="8"/>
-        </w:numPr>
-        <w:spacing w:after="60"/>
-      </w:pPr>
-      <w:r>
-        <w:rPr>
-          <w:sz w:val="20"/>
-          <w:szCs w:val="20"/>
-        </w:rPr>
-        <w:t xml:space="preserve">Feasibility and quotation for Group A·B (18 items, L2,000 mm) — not yet discussed</w:t>
-      </w:r>
-    </w:p>
-    <w:p>
-      <w:pPr>
-        <w:pStyle w:val="Heading1"/>
-        <w:pBdr>
-          <w:bottom w:val="single" w:color="5A9A96" w:sz="4"/>
-        </w:pBdr>
-        <w:spacing w:after="140" w:before="340"/>
-      </w:pPr>
-      <w:r>
-        <w:rPr>
-          <w:b/>
-          <w:bCs/>
-          <w:color w:val="2E5878"/>
-          <w:sz w:val="26"/>
-          <w:szCs w:val="26"/>
-        </w:rPr>
-        <w:t xml:space="preserve">8. Technical Review (DOHO internal assessment)</w:t>
       </w:r>
     </w:p>
     <w:p>
@@ -8119,10 +9068,22 @@
       </w:pPr>
       <w:r>
         <w:rPr>
+          <w:b w:val="false"/>
+          <w:bCs w:val="false"/>
           <w:sz w:val="20"/>
           <w:szCs w:val="20"/>
         </w:rPr>
-        <w:t xml:space="preserve">Botong’s largest press is 2,300-ton → estimated billet diameter 230–254 mm or less. Our φ450·φ460 sizes are roughly double that, so they are presumed NOT producible on Botong’s own extrusion presses.</w:t>
+        <w:t xml:space="preserve">CE certificate — confirm applicable product scope (verify which directive applies to aluminum tube) and expiry date</w:t>
+      </w:r>
+      <w:r>
+        <w:rPr>
+          <w:b w:val="false"/>
+          <w:bCs w:val="false"/>
+          <w:color w:val="8A5A2E"/>
+          <w:sz w:val="20"/>
+          <w:szCs w:val="20"/>
+        </w:rPr>
+        <w:t xml:space="preserve">   【CE 证书 — 适用产品范围、有效期】</w:t>
       </w:r>
     </w:p>
     <w:p>
@@ -8136,10 +9097,22 @@
       </w:pPr>
       <w:r>
         <w:rPr>
+          <w:b w:val="false"/>
+          <w:bCs w:val="false"/>
           <w:sz w:val="20"/>
           <w:szCs w:val="20"/>
         </w:rPr>
-        <w:t xml:space="preserve">The φ450/φ460 quoted prices may therefore be external procurement prices rather than in-house production prices.</w:t>
+        <w:t xml:space="preserve">SGS audit report (Alibaba Gold Plus) — check audit date and validity</w:t>
+      </w:r>
+      <w:r>
+        <w:rPr>
+          <w:b w:val="false"/>
+          <w:bCs w:val="false"/>
+          <w:color w:val="8A5A2E"/>
+          <w:sz w:val="20"/>
+          <w:szCs w:val="20"/>
+        </w:rPr>
+        <w:t xml:space="preserve">   【SGS 审核报告 — 审核日期、有效期】</w:t>
       </w:r>
     </w:p>
     <w:p>
@@ -8153,10 +9126,38 @@
       </w:pPr>
       <w:r>
         <w:rPr>
+          <w:b w:val="false"/>
+          <w:bCs w:val="false"/>
           <w:sz w:val="20"/>
           <w:szCs w:val="20"/>
         </w:rPr>
-        <w:t xml:space="preserve">To confirm during a visit/meeting: actual press tonnage and container diameter, and the factory that actually produces our sizes.</w:t>
+        <w:t xml:space="preserve">Export product quality license — check expiry date</w:t>
+      </w:r>
+      <w:r>
+        <w:rPr>
+          <w:b w:val="false"/>
+          <w:bCs w:val="false"/>
+          <w:color w:val="8A5A2E"/>
+          <w:sz w:val="20"/>
+          <w:szCs w:val="20"/>
+        </w:rPr>
+        <w:t xml:space="preserve">   【出口产品质量许可证 — 有效期】</w:t>
+      </w:r>
+    </w:p>
+    <w:p>
+      <w:pPr>
+        <w:pStyle w:val="Heading2"/>
+        <w:spacing w:after="100" w:before="220"/>
+      </w:pPr>
+      <w:r>
+        <w:rPr>
+          <w:b/>
+          <w:bCs/>
+          <w:color w:val="5A9A96"/>
+          <w:sz w:val="22"/>
+          <w:szCs w:val="22"/>
+        </w:rPr>
+        <w:t xml:space="preserve">C. Product Quality Documents (per shipment lot)</w:t>
       </w:r>
     </w:p>
     <w:p>
@@ -8170,10 +9171,38 @@
       </w:pPr>
       <w:r>
         <w:rPr>
+          <w:b w:val="false"/>
+          <w:bCs w:val="false"/>
           <w:sz w:val="20"/>
           <w:szCs w:val="20"/>
         </w:rPr>
-        <w:t xml:space="preserve">If outsourced production is confirmed: document in writing who issues the MTC, whether the FTA C/O (HS 7608.20) can still be issued, and where quality responsibility lies.</w:t>
+        <w:t xml:space="preserve">MTC (EN 10204 3.1) — the copy received covers a 450×30×800 lot, cites GB/T 3190 (composition only) and is unsealed → request re-issue for our own sizes (see 5-4)</w:t>
+      </w:r>
+      <w:r>
+        <w:rPr>
+          <w:b w:val="false"/>
+          <w:bCs w:val="false"/>
+          <w:color w:val="8A5A2E"/>
+          <w:sz w:val="20"/>
+          <w:szCs w:val="20"/>
+        </w:rPr>
+        <w:t xml:space="preserve">   【材质证明书（EN 10204 3.1）— 请按我方规格重新出具并盖章】</w:t>
+      </w:r>
+    </w:p>
+    <w:p>
+      <w:pPr>
+        <w:spacing w:after="80"/>
+        <w:ind w:left="720"/>
+      </w:pPr>
+      <w:r>
+        <w:rPr>
+          <w:b w:val="false"/>
+          <w:bCs w:val="false"/>
+          <w:color w:val="555555"/>
+          <w:sz w:val="19"/>
+          <w:szCs w:val="19"/>
+        </w:rPr>
+        <w:t xml:space="preserve">· Chemical composition (6061 alloy)  · Mechanical properties (tensile, yield, elongation)  · T6 heat treatment record   【化学成分（6061）· 力学性能（抗拉、屈服、延伸率）· T6 热处理记录】</w:t>
       </w:r>
     </w:p>
     <w:p>
@@ -8182,6 +9211,421 @@
         <w:numPr>
           <w:ilvl w:val="0"/>
           <w:numId w:val="9"/>
+        </w:numPr>
+        <w:spacing w:after="60"/>
+      </w:pPr>
+      <w:r>
+        <w:rPr>
+          <w:b w:val="false"/>
+          <w:bCs w:val="false"/>
+          <w:sz w:val="20"/>
+          <w:szCs w:val="20"/>
+        </w:rPr>
+        <w:t xml:space="preserve">Dimensional &amp; roundness inspection report — reflecting our criteria (0.5 mm max deviation over 360°, OD +0.05/−0.00)</w:t>
+      </w:r>
+      <w:r>
+        <w:rPr>
+          <w:b w:val="false"/>
+          <w:bCs w:val="false"/>
+          <w:color w:val="8A5A2E"/>
+          <w:sz w:val="20"/>
+          <w:szCs w:val="20"/>
+        </w:rPr>
+        <w:t xml:space="preserve">   【尺寸及圆度检验报告（360° 圆度偏差 ≤0.5mm，外径 +0.05/−0.00）】</w:t>
+      </w:r>
+    </w:p>
+    <w:p>
+      <w:pPr>
+        <w:pStyle w:val="ListParagraph"/>
+        <w:numPr>
+          <w:ilvl w:val="0"/>
+          <w:numId w:val="9"/>
+        </w:numPr>
+        <w:spacing w:after="60"/>
+      </w:pPr>
+      <w:r>
+        <w:rPr>
+          <w:b w:val="false"/>
+          <w:bCs w:val="false"/>
+          <w:sz w:val="20"/>
+          <w:szCs w:val="20"/>
+        </w:rPr>
+        <w:t xml:space="preserve">Written confirmation of seamless one-piece supply (no welding)</w:t>
+      </w:r>
+      <w:r>
+        <w:rPr>
+          <w:b w:val="false"/>
+          <w:bCs w:val="false"/>
+          <w:color w:val="8A5A2E"/>
+          <w:sz w:val="20"/>
+          <w:szCs w:val="20"/>
+        </w:rPr>
+        <w:t xml:space="preserve">   【无缝整体供货书面确认（不允许焊接拼接）】</w:t>
+      </w:r>
+    </w:p>
+    <w:p>
+      <w:pPr>
+        <w:pStyle w:val="Heading2"/>
+        <w:spacing w:after="100" w:before="220"/>
+      </w:pPr>
+      <w:r>
+        <w:rPr>
+          <w:b/>
+          <w:bCs/>
+          <w:color w:val="5A9A96"/>
+          <w:sz w:val="22"/>
+          <w:szCs w:val="22"/>
+        </w:rPr>
+        <w:t xml:space="preserve">D. Trade &amp; Customs Documents (mandatory for duty-free clearance)</w:t>
+      </w:r>
+    </w:p>
+    <w:p>
+      <w:pPr>
+        <w:pStyle w:val="ListParagraph"/>
+        <w:numPr>
+          <w:ilvl w:val="0"/>
+          <w:numId w:val="9"/>
+        </w:numPr>
+        <w:spacing w:after="60"/>
+      </w:pPr>
+      <w:r>
+        <w:rPr>
+          <w:b/>
+          <w:bCs/>
+          <w:sz w:val="20"/>
+          <w:szCs w:val="20"/>
+        </w:rPr>
+        <w:t xml:space="preserve">Korea–China FTA Certificate of Origin (C/O) — original issued by China Customs or CCPIT, stating HS 7608.20</w:t>
+      </w:r>
+      <w:r>
+        <w:rPr>
+          <w:b/>
+          <w:bCs/>
+          <w:color w:val="8A5A2E"/>
+          <w:sz w:val="20"/>
+          <w:szCs w:val="20"/>
+        </w:rPr>
+        <w:t xml:space="preserve">   【中韩自贸协定原产地证书 — 海关或贸促会（CCPIT）签发正本，注明 HS 7608.20】</w:t>
+      </w:r>
+    </w:p>
+    <w:p>
+      <w:pPr>
+        <w:pStyle w:val="ListParagraph"/>
+        <w:numPr>
+          <w:ilvl w:val="0"/>
+          <w:numId w:val="9"/>
+        </w:numPr>
+        <w:spacing w:after="60"/>
+      </w:pPr>
+      <w:r>
+        <w:rPr>
+          <w:b w:val="false"/>
+          <w:bCs w:val="false"/>
+          <w:sz w:val="20"/>
+          <w:szCs w:val="20"/>
+        </w:rPr>
+        <w:t xml:space="preserve">Commercial Invoice — stating HS 7608.20</w:t>
+      </w:r>
+      <w:r>
+        <w:rPr>
+          <w:b w:val="false"/>
+          <w:bCs w:val="false"/>
+          <w:color w:val="8A5A2E"/>
+          <w:sz w:val="20"/>
+          <w:szCs w:val="20"/>
+        </w:rPr>
+        <w:t xml:space="preserve">   【商业发票 — 注明 HS 7608.20】</w:t>
+      </w:r>
+    </w:p>
+    <w:p>
+      <w:pPr>
+        <w:pStyle w:val="ListParagraph"/>
+        <w:numPr>
+          <w:ilvl w:val="0"/>
+          <w:numId w:val="9"/>
+        </w:numPr>
+        <w:spacing w:after="60"/>
+      </w:pPr>
+      <w:r>
+        <w:rPr>
+          <w:b w:val="false"/>
+          <w:bCs w:val="false"/>
+          <w:sz w:val="20"/>
+          <w:szCs w:val="20"/>
+        </w:rPr>
+        <w:t xml:space="preserve">Packing List</w:t>
+      </w:r>
+      <w:r>
+        <w:rPr>
+          <w:b w:val="false"/>
+          <w:bCs w:val="false"/>
+          <w:color w:val="8A5A2E"/>
+          <w:sz w:val="20"/>
+          <w:szCs w:val="20"/>
+        </w:rPr>
+        <w:t xml:space="preserve">   【装箱单】</w:t>
+      </w:r>
+    </w:p>
+    <w:p>
+      <w:pPr>
+        <w:pStyle w:val="ListParagraph"/>
+        <w:numPr>
+          <w:ilvl w:val="0"/>
+          <w:numId w:val="9"/>
+        </w:numPr>
+        <w:spacing w:after="60"/>
+      </w:pPr>
+      <w:r>
+        <w:rPr>
+          <w:b w:val="false"/>
+          <w:bCs w:val="false"/>
+          <w:sz w:val="20"/>
+          <w:szCs w:val="20"/>
+        </w:rPr>
+        <w:t xml:space="preserve">Bill of Lading</w:t>
+      </w:r>
+      <w:r>
+        <w:rPr>
+          <w:b w:val="false"/>
+          <w:bCs w:val="false"/>
+          <w:color w:val="8A5A2E"/>
+          <w:sz w:val="20"/>
+          <w:szCs w:val="20"/>
+        </w:rPr>
+        <w:t xml:space="preserve">   【提单】</w:t>
+      </w:r>
+    </w:p>
+    <w:p>
+      <w:pPr>
+        <w:pStyle w:val="Heading1"/>
+        <w:pBdr>
+          <w:bottom w:val="single" w:color="5A9A96" w:sz="4"/>
+        </w:pBdr>
+        <w:spacing w:after="140" w:before="340"/>
+      </w:pPr>
+      <w:r>
+        <w:rPr>
+          <w:b/>
+          <w:bCs/>
+          <w:color w:val="2E5878"/>
+          <w:sz w:val="26"/>
+          <w:szCs w:val="26"/>
+        </w:rPr>
+        <w:t xml:space="preserve">7. Open Items (to confirm during discussions)</w:t>
+      </w:r>
+    </w:p>
+    <w:p>
+      <w:pPr>
+        <w:pStyle w:val="ListParagraph"/>
+        <w:numPr>
+          <w:ilvl w:val="0"/>
+          <w:numId w:val="10"/>
+        </w:numPr>
+        <w:spacing w:after="60"/>
+      </w:pPr>
+      <w:r>
+        <w:rPr>
+          <w:sz w:val="20"/>
+          <w:szCs w:val="20"/>
+        </w:rPr>
+        <w:t xml:space="preserve">Actual production process (cold drawn / hot extrusion / forging)</w:t>
+      </w:r>
+    </w:p>
+    <w:p>
+      <w:pPr>
+        <w:pStyle w:val="ListParagraph"/>
+        <w:numPr>
+          <w:ilvl w:val="0"/>
+          <w:numId w:val="10"/>
+        </w:numPr>
+        <w:spacing w:after="60"/>
+      </w:pPr>
+      <w:r>
+        <w:rPr>
+          <w:sz w:val="20"/>
+          <w:szCs w:val="20"/>
+        </w:rPr>
+        <w:t xml:space="preserve">Producer of φ450·φ460 (in-house / partner factory) — directly tied to who issues the C/O</w:t>
+      </w:r>
+    </w:p>
+    <w:p>
+      <w:pPr>
+        <w:pStyle w:val="ListParagraph"/>
+        <w:numPr>
+          <w:ilvl w:val="0"/>
+          <w:numId w:val="10"/>
+        </w:numPr>
+        <w:spacing w:after="60"/>
+      </w:pPr>
+      <w:r>
+        <w:rPr>
+          <w:sz w:val="20"/>
+          <w:szCs w:val="20"/>
+        </w:rPr>
+        <w:t xml:space="preserve">Product standard applied to the MTC — GB/T 6893 (cold drawn) or GB/T 4437.1 (hot extruded)? This is the key to confirming the actual process</w:t>
+      </w:r>
+    </w:p>
+    <w:p>
+      <w:pPr>
+        <w:pStyle w:val="ListParagraph"/>
+        <w:numPr>
+          <w:ilvl w:val="0"/>
+          <w:numId w:val="10"/>
+        </w:numPr>
+        <w:spacing w:after="60"/>
+      </w:pPr>
+      <w:r>
+        <w:rPr>
+          <w:sz w:val="20"/>
+          <w:szCs w:val="20"/>
+        </w:rPr>
+        <w:t xml:space="preserve">MOQ per size</w:t>
+      </w:r>
+    </w:p>
+    <w:p>
+      <w:pPr>
+        <w:pStyle w:val="ListParagraph"/>
+        <w:numPr>
+          <w:ilvl w:val="0"/>
+          <w:numId w:val="10"/>
+        </w:numPr>
+        <w:spacing w:after="60"/>
+      </w:pPr>
+      <w:r>
+        <w:rPr>
+          <w:sz w:val="20"/>
+          <w:szCs w:val="20"/>
+        </w:rPr>
+        <w:t xml:space="preserve">Stock availability</w:t>
+      </w:r>
+    </w:p>
+    <w:p>
+      <w:pPr>
+        <w:pStyle w:val="ListParagraph"/>
+        <w:numPr>
+          <w:ilvl w:val="0"/>
+          <w:numId w:val="10"/>
+        </w:numPr>
+        <w:spacing w:after="60"/>
+      </w:pPr>
+      <w:r>
+        <w:rPr>
+          <w:sz w:val="20"/>
+          <w:szCs w:val="20"/>
+        </w:rPr>
+        <w:t xml:space="preserve">Factory visit possibility</w:t>
+      </w:r>
+    </w:p>
+    <w:p>
+      <w:pPr>
+        <w:pStyle w:val="ListParagraph"/>
+        <w:numPr>
+          <w:ilvl w:val="0"/>
+          <w:numId w:val="10"/>
+        </w:numPr>
+        <w:spacing w:after="60"/>
+      </w:pPr>
+      <w:r>
+        <w:rPr>
+          <w:sz w:val="20"/>
+          <w:szCs w:val="20"/>
+        </w:rPr>
+        <w:t xml:space="preserve">Feasibility and quotation for Group A·B (18 items, L2,000 mm) — not yet discussed</w:t>
+      </w:r>
+    </w:p>
+    <w:p>
+      <w:pPr>
+        <w:pStyle w:val="Heading1"/>
+        <w:pBdr>
+          <w:bottom w:val="single" w:color="5A9A96" w:sz="4"/>
+        </w:pBdr>
+        <w:spacing w:after="140" w:before="340"/>
+      </w:pPr>
+      <w:r>
+        <w:rPr>
+          <w:b/>
+          <w:bCs/>
+          <w:color w:val="2E5878"/>
+          <w:sz w:val="26"/>
+          <w:szCs w:val="26"/>
+        </w:rPr>
+        <w:t xml:space="preserve">8. Technical Review (DOHO internal assessment)</w:t>
+      </w:r>
+    </w:p>
+    <w:p>
+      <w:pPr>
+        <w:pStyle w:val="ListParagraph"/>
+        <w:numPr>
+          <w:ilvl w:val="0"/>
+          <w:numId w:val="11"/>
+        </w:numPr>
+        <w:spacing w:after="60"/>
+      </w:pPr>
+      <w:r>
+        <w:rPr>
+          <w:sz w:val="20"/>
+          <w:szCs w:val="20"/>
+        </w:rPr>
+        <w:t xml:space="preserve">Botong’s largest press is 2,300-ton → estimated billet diameter 230–254 mm or less. Our φ450·φ460 sizes are roughly double that, so they are presumed NOT producible on Botong’s own extrusion presses.</w:t>
+      </w:r>
+    </w:p>
+    <w:p>
+      <w:pPr>
+        <w:pStyle w:val="ListParagraph"/>
+        <w:numPr>
+          <w:ilvl w:val="0"/>
+          <w:numId w:val="11"/>
+        </w:numPr>
+        <w:spacing w:after="60"/>
+      </w:pPr>
+      <w:r>
+        <w:rPr>
+          <w:sz w:val="20"/>
+          <w:szCs w:val="20"/>
+        </w:rPr>
+        <w:t xml:space="preserve">The φ450/φ460 quoted prices may therefore be external procurement prices rather than in-house production prices.</w:t>
+      </w:r>
+    </w:p>
+    <w:p>
+      <w:pPr>
+        <w:pStyle w:val="ListParagraph"/>
+        <w:numPr>
+          <w:ilvl w:val="0"/>
+          <w:numId w:val="11"/>
+        </w:numPr>
+        <w:spacing w:after="60"/>
+      </w:pPr>
+      <w:r>
+        <w:rPr>
+          <w:sz w:val="20"/>
+          <w:szCs w:val="20"/>
+        </w:rPr>
+        <w:t xml:space="preserve">To confirm during a visit/meeting: actual press tonnage and container diameter, and the factory that actually produces our sizes.</w:t>
+      </w:r>
+    </w:p>
+    <w:p>
+      <w:pPr>
+        <w:pStyle w:val="ListParagraph"/>
+        <w:numPr>
+          <w:ilvl w:val="0"/>
+          <w:numId w:val="11"/>
+        </w:numPr>
+        <w:spacing w:after="60"/>
+      </w:pPr>
+      <w:r>
+        <w:rPr>
+          <w:sz w:val="20"/>
+          <w:szCs w:val="20"/>
+        </w:rPr>
+        <w:t xml:space="preserve">If outsourced production is confirmed: document in writing who issues the MTC, whether the FTA C/O (HS 7608.20) can still be issued, and where quality responsibility lies.</w:t>
+      </w:r>
+    </w:p>
+    <w:p>
+      <w:pPr>
+        <w:pStyle w:val="ListParagraph"/>
+        <w:numPr>
+          <w:ilvl w:val="0"/>
+          <w:numId w:val="11"/>
         </w:numPr>
         <w:spacing w:after="60"/>
       </w:pPr>
@@ -8452,6 +9896,30 @@
     </w:lvl>
   </w:abstractNum>
   <w:abstractNum w:abstractNumId="9" w15:restartNumberingAfterBreak="0">
+    <w:multiLevelType w:val="hybridMultilevel"/>
+    <w:lvl w:ilvl="0" w15:tentative="1">
+      <w:start w:val="1"/>
+      <w:numFmt w:val="decimal"/>
+      <w:lvlText w:val="%1."/>
+      <w:lvlJc w:val="start"/>
+      <w:pPr>
+        <w:ind w:left="720" w:hanging="360"/>
+      </w:pPr>
+    </w:lvl>
+  </w:abstractNum>
+  <w:abstractNum w:abstractNumId="10" w15:restartNumberingAfterBreak="0">
+    <w:multiLevelType w:val="hybridMultilevel"/>
+    <w:lvl w:ilvl="0" w15:tentative="1">
+      <w:start w:val="1"/>
+      <w:numFmt w:val="decimal"/>
+      <w:lvlText w:val="%1."/>
+      <w:lvlJc w:val="start"/>
+      <w:pPr>
+        <w:ind w:left="720" w:hanging="360"/>
+      </w:pPr>
+    </w:lvl>
+  </w:abstractNum>
+  <w:abstractNum w:abstractNumId="11" w15:restartNumberingAfterBreak="0">
     <w:multiLevelType w:val="hybridMultilevel"/>
     <w:lvl w:ilvl="0" w15:tentative="1">
       <w:start w:val="1"/>
@@ -8500,18 +9968,30 @@
     </w:lvlOverride>
   </w:num>
   <w:num w:numId="7">
+    <w:abstractNumId w:val="10"/>
+    <w:lvlOverride w:ilvl="0">
+      <w:startOverride w:val="1"/>
+    </w:lvlOverride>
+  </w:num>
+  <w:num w:numId="8">
+    <w:abstractNumId w:val="11"/>
+    <w:lvlOverride w:ilvl="0">
+      <w:startOverride w:val="1"/>
+    </w:lvlOverride>
+  </w:num>
+  <w:num w:numId="9">
     <w:abstractNumId w:val="2"/>
     <w:lvlOverride w:ilvl="0">
       <w:startOverride w:val="1"/>
     </w:lvlOverride>
   </w:num>
-  <w:num w:numId="8">
+  <w:num w:numId="10">
     <w:abstractNumId w:val="4"/>
     <w:lvlOverride w:ilvl="0">
       <w:startOverride w:val="1"/>
     </w:lvlOverride>
   </w:num>
-  <w:num w:numId="9">
+  <w:num w:numId="11">
     <w:abstractNumId w:val="5"/>
     <w:lvlOverride w:ilvl="0">
       <w:startOverride w:val="1"/>
